--- a/1_QdC/QdC_PokeCardDex.docx
+++ b/1_QdC/QdC_PokeCardDex.docx
@@ -94,7 +94,7 @@
               </wp:inline>
             </w:drawing>
           </mc:Choice>
-          <mc:Fallback xmlns:w16sdtfl="http://schemas.microsoft.com/office/word/2024/wordml/sdtformatlock" xmlns:w16du="http://schemas.microsoft.com/office/word/2023/wordml/word16du">
+          <mc:Fallback xmlns:w16du="http://schemas.microsoft.com/office/word/2023/wordml/word16du" xmlns:w16sdtfl="http://schemas.microsoft.com/office/word/2024/wordml/sdtformatlock">
             <w:pict>
               <v:group w14:anchorId="70E73CBE" id="docshapegroup5" o:spid="_x0000_s1026" style="width:484.95pt;height:.5pt;mso-position-horizontal-relative:char;mso-position-vertical-relative:line" coordsize="9699,10" o:gfxdata="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">
                 <v:rect id="docshape6" o:spid="_x0000_s1027" style="position:absolute;width:9699;height:10;visibility:visible;mso-wrap-style:square;v-text-anchor:top" o:gfxdata="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" fillcolor="black" stroked="f"/>
@@ -1666,7 +1666,7 @@
               </wp:anchor>
             </w:drawing>
           </mc:Choice>
-          <mc:Fallback xmlns:w16sdtfl="http://schemas.microsoft.com/office/word/2024/wordml/sdtformatlock" xmlns:w16du="http://schemas.microsoft.com/office/word/2023/wordml/word16du">
+          <mc:Fallback xmlns:w16du="http://schemas.microsoft.com/office/word/2023/wordml/word16du" xmlns:w16sdtfl="http://schemas.microsoft.com/office/word/2024/wordml/sdtformatlock">
             <w:pict>
               <v:rect w14:anchorId="7AF32B45" id="docshape7" o:spid="_x0000_s1026" style="position:absolute;margin-left:55.2pt;margin-top:18.6pt;width:484.9pt;height:.5pt;z-index:-15728128;visibility:visible;mso-wrap-style:square;mso-width-percent:0;mso-height-percent:0;mso-wrap-distance-left:0;mso-wrap-distance-top:0;mso-wrap-distance-right:0;mso-wrap-distance-bottom:0;mso-position-horizontal:absolute;mso-position-horizontal-relative:page;mso-position-vertical:absolute;mso-position-vertical-relative:text;mso-width-percent:0;mso-height-percent:0;mso-width-relative:page;mso-height-relative:page;v-text-anchor:top" o:gfxdata="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" fillcolor="black" stroked="f">
                 <w10:wrap type="topAndBottom" anchorx="page"/>
@@ -2635,7 +2635,7 @@
               </wp:inline>
             </w:drawing>
           </mc:Choice>
-          <mc:Fallback xmlns:w16sdtfl="http://schemas.microsoft.com/office/word/2024/wordml/sdtformatlock" xmlns:w16du="http://schemas.microsoft.com/office/word/2023/wordml/word16du">
+          <mc:Fallback xmlns:w16du="http://schemas.microsoft.com/office/word/2023/wordml/word16du" xmlns:w16sdtfl="http://schemas.microsoft.com/office/word/2024/wordml/sdtformatlock">
             <w:pict>
               <v:group w14:anchorId="2E328116" id="docshapegroup8" o:spid="_x0000_s1026" style="width:484.95pt;height:.5pt;mso-position-horizontal-relative:char;mso-position-vertical-relative:line" coordsize="9699,10" o:gfxdata="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">
                 <v:rect id="docshape9" o:spid="_x0000_s1027" style="position:absolute;width:9699;height:10;visibility:visible;mso-wrap-style:square;v-text-anchor:top" o:gfxdata="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" fillcolor="black" stroked="f"/>
@@ -2683,11 +2683,9 @@
         <w:spacing w:before="56"/>
         <w:ind w:left="243"/>
       </w:pPr>
-      <w:proofErr w:type="spellStart"/>
       <w:r>
         <w:t>PokéCardDex</w:t>
       </w:r>
-      <w:proofErr w:type="spellEnd"/>
     </w:p>
     <w:p>
       <w:pPr>
@@ -2767,7 +2765,7 @@
               </wp:anchor>
             </w:drawing>
           </mc:Choice>
-          <mc:Fallback xmlns:w16sdtfl="http://schemas.microsoft.com/office/word/2024/wordml/sdtformatlock" xmlns:w16du="http://schemas.microsoft.com/office/word/2023/wordml/word16du">
+          <mc:Fallback xmlns:w16du="http://schemas.microsoft.com/office/word/2023/wordml/word16du" xmlns:w16sdtfl="http://schemas.microsoft.com/office/word/2024/wordml/sdtformatlock">
             <w:pict>
               <v:rect w14:anchorId="73131EAD" id="docshape10" o:spid="_x0000_s1026" style="position:absolute;margin-left:55.2pt;margin-top:18.05pt;width:484.9pt;height:.5pt;z-index:-15721472;visibility:visible;mso-wrap-style:square;mso-width-percent:0;mso-height-percent:0;mso-wrap-distance-left:0;mso-wrap-distance-top:0;mso-wrap-distance-right:0;mso-wrap-distance-bottom:0;mso-position-horizontal:absolute;mso-position-horizontal-relative:page;mso-position-vertical:absolute;mso-position-vertical-relative:text;mso-width-percent:0;mso-height-percent:0;mso-width-relative:page;mso-height-relative:page;v-text-anchor:top" o:gfxdata="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" fillcolor="black" stroked="f">
                 <w10:wrap type="topAndBottom" anchorx="page"/>
@@ -2842,15 +2840,7 @@
         <w:ind w:left="243"/>
       </w:pPr>
       <w:r>
-        <w:t>1 Computer Windows 11 fornito dalla scuola, Visual Studio Code (</w:t>
-      </w:r>
-      <w:proofErr w:type="spellStart"/>
-      <w:r>
-        <w:t>VSCode</w:t>
-      </w:r>
-      <w:proofErr w:type="spellEnd"/>
-      <w:r>
-        <w:t>)</w:t>
+        <w:t>1 Computer Windows 11 fornito dalla scuola, Visual Studio Code (VSCode)</w:t>
       </w:r>
     </w:p>
     <w:p>
@@ -2931,7 +2921,7 @@
               </wp:anchor>
             </w:drawing>
           </mc:Choice>
-          <mc:Fallback xmlns:w16sdtfl="http://schemas.microsoft.com/office/word/2024/wordml/sdtformatlock" xmlns:w16du="http://schemas.microsoft.com/office/word/2023/wordml/word16du">
+          <mc:Fallback xmlns:w16du="http://schemas.microsoft.com/office/word/2023/wordml/word16du" xmlns:w16sdtfl="http://schemas.microsoft.com/office/word/2024/wordml/sdtformatlock">
             <w:pict>
               <v:rect w14:anchorId="1A8AD331" id="docshape11" o:spid="_x0000_s1026" style="position:absolute;margin-left:55.2pt;margin-top:18.1pt;width:484.9pt;height:.5pt;z-index:-15720448;visibility:visible;mso-wrap-style:square;mso-width-percent:0;mso-height-percent:0;mso-wrap-distance-left:0;mso-wrap-distance-top:0;mso-wrap-distance-right:0;mso-wrap-distance-bottom:0;mso-position-horizontal:absolute;mso-position-horizontal-relative:page;mso-position-vertical:absolute;mso-position-vertical-relative:text;mso-width-percent:0;mso-height-percent:0;mso-width-relative:page;mso-height-relative:page;v-text-anchor:top" o:gfxdata="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" fillcolor="black" stroked="f">
                 <w10:wrap type="topAndBottom" anchorx="page"/>
@@ -2967,7 +2957,25 @@
         <w:ind w:left="243"/>
       </w:pPr>
       <w:r>
-        <w:t>Conoscenze di JavaScript &amp; API acquisite presso la SAMT</w:t>
+        <w:t xml:space="preserve">Conoscenze di </w:t>
+      </w:r>
+      <w:r>
+        <w:t xml:space="preserve">HTML, CSS, </w:t>
+      </w:r>
+      <w:r>
+        <w:t>JavaScript</w:t>
+      </w:r>
+      <w:r>
+        <w:t>,</w:t>
+      </w:r>
+      <w:r>
+        <w:t xml:space="preserve"> API </w:t>
+      </w:r>
+      <w:r>
+        <w:t xml:space="preserve">e SQL </w:t>
+      </w:r>
+      <w:r>
+        <w:t>acquisite presso la SAMT</w:t>
       </w:r>
     </w:p>
     <w:p>
@@ -3048,7 +3056,7 @@
               </wp:anchor>
             </w:drawing>
           </mc:Choice>
-          <mc:Fallback xmlns:w16sdtfl="http://schemas.microsoft.com/office/word/2024/wordml/sdtformatlock" xmlns:w16du="http://schemas.microsoft.com/office/word/2023/wordml/word16du">
+          <mc:Fallback xmlns:w16du="http://schemas.microsoft.com/office/word/2023/wordml/word16du" xmlns:w16sdtfl="http://schemas.microsoft.com/office/word/2024/wordml/sdtformatlock">
             <w:pict>
               <v:rect w14:anchorId="48EE7F19" id="docshape12" o:spid="_x0000_s1026" style="position:absolute;margin-left:55.2pt;margin-top:18.1pt;width:484.9pt;height:.5pt;z-index:-15719424;visibility:visible;mso-wrap-style:square;mso-width-percent:0;mso-height-percent:0;mso-wrap-distance-left:0;mso-wrap-distance-top:0;mso-wrap-distance-right:0;mso-wrap-distance-bottom:0;mso-position-horizontal:absolute;mso-position-horizontal-relative:page;mso-position-vertical:absolute;mso-position-vertical-relative:text;mso-width-percent:0;mso-height-percent:0;mso-width-relative:page;mso-height-relative:page;v-text-anchor:top" o:gfxdata="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" fillcolor="black" stroked="f">
                 <w10:wrap type="topAndBottom" anchorx="page"/>
@@ -3113,15 +3121,7 @@
         <w:t xml:space="preserve">Il progetto vuole creare un applicativo Web </w:t>
       </w:r>
       <w:r>
-        <w:t xml:space="preserve">che permetta all’utente di registrarsi e registrare le carte pokémon in possesso allo scopo di tenere un elenco delle proprie carte pokémon sul web facilmente accessibile, riempendo allo stesso tempo il </w:t>
-      </w:r>
-      <w:proofErr w:type="spellStart"/>
-      <w:r>
-        <w:t>pokédex</w:t>
-      </w:r>
-      <w:proofErr w:type="spellEnd"/>
-      <w:r>
-        <w:t>.</w:t>
+        <w:t>che permetta all’utente di registrarsi e registrare le carte pokémon in possesso allo scopo di tenere un elenco delle proprie carte pokémon sul web facilmente accessibile, riempendo allo stesso tempo il pokédex.</w:t>
       </w:r>
     </w:p>
     <w:p>
@@ -3129,8 +3129,16 @@
         <w:pStyle w:val="Corpotesto"/>
         <w:spacing w:before="56"/>
         <w:ind w:left="284"/>
-      </w:pPr>
-      <w:r>
+        <w:rPr>
+          <w:b/>
+          <w:bCs/>
+        </w:rPr>
+      </w:pPr>
+      <w:r>
+        <w:rPr>
+          <w:b/>
+          <w:bCs/>
+        </w:rPr>
         <w:t>Requisiti:</w:t>
       </w:r>
     </w:p>
@@ -3180,21 +3188,92 @@
       <w:pPr>
         <w:pStyle w:val="Corpotesto"/>
         <w:numPr>
+          <w:ilvl w:val="2"/>
+          <w:numId w:val="10"/>
+        </w:numPr>
+        <w:spacing w:before="56"/>
+      </w:pPr>
+      <w:r>
+        <w:t xml:space="preserve">Di </w:t>
+      </w:r>
+      <w:r>
+        <w:t>default sarà la parte di mail prima della ‘@’</w:t>
+      </w:r>
+    </w:p>
+    <w:p>
+      <w:pPr>
+        <w:pStyle w:val="Corpotesto"/>
+        <w:numPr>
+          <w:ilvl w:val="3"/>
+          <w:numId w:val="10"/>
+        </w:numPr>
+        <w:spacing w:before="56"/>
+      </w:pPr>
+      <w:r>
+        <w:t xml:space="preserve">Per il nome utente di default, se la mail è </w:t>
+      </w:r>
+      <w:hyperlink r:id="rId12" w:history="1">
+        <w:r>
+          <w:rPr>
+            <w:rStyle w:val="Collegamentoipertestuale"/>
+          </w:rPr>
+          <w:t>pinco.pallino@gmail.com</w:t>
+        </w:r>
+      </w:hyperlink>
+      <w:r>
+        <w:t>, deve essere “pinco pallino”</w:t>
+      </w:r>
+    </w:p>
+    <w:p>
+      <w:pPr>
+        <w:pStyle w:val="Corpotesto"/>
+        <w:spacing w:before="56"/>
+        <w:ind w:left="3164"/>
+      </w:pPr>
+    </w:p>
+    <w:p>
+      <w:pPr>
+        <w:pStyle w:val="Corpotesto"/>
+        <w:numPr>
           <w:ilvl w:val="1"/>
           <w:numId w:val="10"/>
         </w:numPr>
         <w:spacing w:before="56"/>
       </w:pPr>
       <w:r>
-        <w:t xml:space="preserve">Aggiungere un modo per il recupero password (confermando l’email si invia ad essa un link per la </w:t>
-      </w:r>
-      <w:proofErr w:type="spellStart"/>
-      <w:r>
-        <w:t>modif</w:t>
-      </w:r>
-      <w:proofErr w:type="spellEnd"/>
-      <w:r>
-        <w:t>. della password)</w:t>
+        <w:t>Aggiungere un modo per il recupero password (confermando l’email si invia ad essa un link per la modif</w:t>
+      </w:r>
+      <w:r>
+        <w:t>ica</w:t>
+      </w:r>
+      <w:r>
+        <w:t xml:space="preserve"> della password)</w:t>
+      </w:r>
+    </w:p>
+    <w:p>
+      <w:pPr>
+        <w:pStyle w:val="Corpotesto"/>
+        <w:numPr>
+          <w:ilvl w:val="1"/>
+          <w:numId w:val="10"/>
+        </w:numPr>
+        <w:spacing w:before="56"/>
+      </w:pPr>
+      <w:r>
+        <w:t>I dati vengono salvati su un server SQL per tener sicuri i dati</w:t>
+      </w:r>
+    </w:p>
+    <w:p>
+      <w:pPr>
+        <w:pStyle w:val="Corpotesto"/>
+        <w:numPr>
+          <w:ilvl w:val="2"/>
+          <w:numId w:val="10"/>
+        </w:numPr>
+        <w:spacing w:before="56"/>
+      </w:pPr>
+      <w:r>
+        <w:t>I dati includono: email dell’utente, password, nome utente , un JSON con le carte pokémon salvate e le loro quantità</w:t>
       </w:r>
     </w:p>
     <w:p>
@@ -3207,15 +3286,7 @@
         <w:spacing w:before="56"/>
       </w:pPr>
       <w:r>
-        <w:t xml:space="preserve">L’app dovrà salvare solo carte registrate tramite l’ID della carta, e se il pokémon sulla carta non è ancora stato registrato l’app lo aggiunge al </w:t>
-      </w:r>
-      <w:proofErr w:type="spellStart"/>
-      <w:r>
-        <w:t>pokédex</w:t>
-      </w:r>
-      <w:proofErr w:type="spellEnd"/>
-      <w:r>
-        <w:t xml:space="preserve"> nel rispettivo numero</w:t>
+        <w:t>L’app dovrà salvare solo carte registrate tramite l’ID della carta, se il pokémon sulla carta non è ancora stato registrato l’app lo aggiunge al pokédex nel rispettivo numero</w:t>
       </w:r>
     </w:p>
     <w:p>
@@ -3228,13 +3299,8 @@
         <w:spacing w:before="56"/>
       </w:pPr>
       <w:r>
-        <w:t xml:space="preserve">Es: Utente aggiunge la carta pokémon di Mega </w:t>
-      </w:r>
-      <w:proofErr w:type="spellStart"/>
-      <w:r>
-        <w:t>Darkrai</w:t>
-      </w:r>
-      <w:proofErr w:type="spellEnd"/>
+        <w:t>Es: Utente aggiunge la carta pokémon di Mega Darkrai</w:t>
+      </w:r>
       <w:r>
         <w:t xml:space="preserve">-ex con il codice PBL </w:t>
       </w:r>
@@ -3242,35 +3308,14 @@
         <w:t>101/83</w:t>
       </w:r>
       <w:r>
-        <w:t xml:space="preserve">, non ha ancora salvato alcun </w:t>
-      </w:r>
-      <w:proofErr w:type="spellStart"/>
-      <w:r>
-        <w:t>Darkrai</w:t>
-      </w:r>
-      <w:proofErr w:type="spellEnd"/>
-      <w:r>
-        <w:t xml:space="preserve"> </w:t>
+        <w:t xml:space="preserve">, non ha ancora salvato alcun Darkrai </w:t>
       </w:r>
       <w:r>
         <w:sym w:font="Wingdings" w:char="F0E0"/>
       </w:r>
       <w:r>
-        <w:t xml:space="preserve"> Aggiunge </w:t>
-      </w:r>
-      <w:proofErr w:type="spellStart"/>
-      <w:r>
-        <w:t>Darkrai</w:t>
-      </w:r>
-      <w:proofErr w:type="spellEnd"/>
-      <w:r>
-        <w:t xml:space="preserve"> nel </w:t>
-      </w:r>
-      <w:proofErr w:type="spellStart"/>
-      <w:r>
-        <w:t>Pokédex</w:t>
-      </w:r>
-      <w:proofErr w:type="spellEnd"/>
+        <w:t xml:space="preserve"> Aggiunge Darkrai nel Pokédex</w:t>
+      </w:r>
     </w:p>
     <w:p>
       <w:pPr>
@@ -3293,6 +3338,68 @@
       <w:r>
         <w:t xml:space="preserve"> __ex, ex, di x, etc.</w:t>
       </w:r>
+      <w:r>
+        <w:t xml:space="preserve"> (Es.: Mega Greninja ex </w:t>
+      </w:r>
+      <w:r>
+        <w:sym w:font="Wingdings" w:char="F0E0"/>
+      </w:r>
+      <w:r>
+        <w:t xml:space="preserve"> Greninja; Metagross di Rocco </w:t>
+      </w:r>
+      <w:r>
+        <w:sym w:font="Wingdings" w:char="F0E0"/>
+      </w:r>
+      <w:r>
+        <w:t xml:space="preserve"> Metagross)</w:t>
+      </w:r>
+    </w:p>
+    <w:p>
+      <w:pPr>
+        <w:pStyle w:val="Corpotesto"/>
+        <w:numPr>
+          <w:ilvl w:val="2"/>
+          <w:numId w:val="10"/>
+        </w:numPr>
+        <w:spacing w:before="56"/>
+      </w:pPr>
+      <w:r>
+        <w:t>La carta viene salvata secondo le neccessità dell’api “</w:t>
+      </w:r>
+      <w:r>
+        <w:t>tcgdex.dev</w:t>
+      </w:r>
+      <w:r>
+        <w:t xml:space="preserve">”, </w:t>
+      </w:r>
+      <w:r>
+        <w:t xml:space="preserve">PBL </w:t>
+      </w:r>
+      <w:r>
+        <w:t>101/83</w:t>
+      </w:r>
+      <w:r>
+        <w:t xml:space="preserve"> </w:t>
+      </w:r>
+      <w:r>
+        <w:sym w:font="Wingdings" w:char="F0E0"/>
+      </w:r>
+      <w:r>
+        <w:t xml:space="preserve"> espansione principale: Megaevoluzione (me), espansione: Buio Pesto (Picth Black) (me03), numero carta: 101</w:t>
+      </w:r>
+    </w:p>
+    <w:p>
+      <w:pPr>
+        <w:pStyle w:val="Corpotesto"/>
+        <w:numPr>
+          <w:ilvl w:val="1"/>
+          <w:numId w:val="10"/>
+        </w:numPr>
+        <w:spacing w:before="56"/>
+      </w:pPr>
+      <w:r>
+        <w:t>L’app deve essere aggiornata all’ultima espansione</w:t>
+      </w:r>
     </w:p>
     <w:p>
       <w:pPr>
@@ -3304,7 +3411,10 @@
         <w:spacing w:before="56"/>
       </w:pPr>
       <w:r>
-        <w:t>L’app deve mostrare il valore della carta se essa sia in buone condizioni o in pessime condizioni (es.: Stropicciata, disegnato sopra, tagliata, graffiata o sporcata, etc.)</w:t>
+        <w:t xml:space="preserve">L’app deve mostrare il valore della carta </w:t>
+      </w:r>
+      <w:r>
+        <w:t>medio secondo Cardmarket (Il più grande mercato europeo di carte collezionabili) in Fr.-</w:t>
       </w:r>
     </w:p>
     <w:p>
@@ -3317,23 +3427,7 @@
         <w:spacing w:before="56"/>
       </w:pPr>
       <w:r>
-        <w:t xml:space="preserve">L’app deve simulare un </w:t>
-      </w:r>
-      <w:proofErr w:type="spellStart"/>
-      <w:r>
-        <w:t>pokédex</w:t>
-      </w:r>
-      <w:proofErr w:type="spellEnd"/>
-      <w:r>
-        <w:t xml:space="preserve"> mostrando nome e immagine di anteprima dei pokémon “scoperti” mentre per quelli dei pokémon non scoperti deve apparire solo il numero del </w:t>
-      </w:r>
-      <w:proofErr w:type="spellStart"/>
-      <w:r>
-        <w:t>pokédex</w:t>
-      </w:r>
-      <w:proofErr w:type="spellEnd"/>
-      <w:r>
-        <w:t xml:space="preserve"> e un punto d’interrogazione</w:t>
+        <w:t>L’app deve simulare un pokédex mostrando nome e immagine di anteprima dei pokémon “scoperti” mentre per quelli dei pokémon non scoperti deve apparire solo il numero del pokédex e un punto d’interrogazione</w:t>
       </w:r>
       <w:r>
         <w:t>.</w:t>
@@ -3349,53 +3443,8 @@
         <w:spacing w:before="56"/>
       </w:pPr>
       <w:r>
-        <w:t xml:space="preserve">Es.: Utente ha una carta di </w:t>
-      </w:r>
-      <w:proofErr w:type="spellStart"/>
-      <w:r>
-        <w:t>Bulbasaur</w:t>
-      </w:r>
-      <w:proofErr w:type="spellEnd"/>
-      <w:r>
-        <w:t xml:space="preserve"> e una carta di Mega </w:t>
-      </w:r>
-      <w:proofErr w:type="spellStart"/>
-      <w:r>
-        <w:t>Venosaur</w:t>
-      </w:r>
-      <w:proofErr w:type="spellEnd"/>
-      <w:r>
-        <w:t xml:space="preserve">-ex, ma non una di </w:t>
-      </w:r>
-      <w:proofErr w:type="spellStart"/>
-      <w:r>
-        <w:t>Ivysaur</w:t>
-      </w:r>
-      <w:proofErr w:type="spellEnd"/>
-      <w:r>
-        <w:t xml:space="preserve">, nel </w:t>
-      </w:r>
-      <w:proofErr w:type="spellStart"/>
-      <w:r>
-        <w:t>pokédex</w:t>
-      </w:r>
-      <w:proofErr w:type="spellEnd"/>
-      <w:r>
-        <w:t xml:space="preserve"> deve apparire un buco tra </w:t>
-      </w:r>
-      <w:proofErr w:type="spellStart"/>
-      <w:r>
-        <w:t>Bulbasaur</w:t>
-      </w:r>
-      <w:proofErr w:type="spellEnd"/>
-      <w:r>
-        <w:t xml:space="preserve"> e </w:t>
-      </w:r>
-      <w:proofErr w:type="spellStart"/>
-      <w:r>
-        <w:t>Venosaur</w:t>
-      </w:r>
-      <w:proofErr w:type="spellEnd"/>
+        <w:t>Es.: Utente ha una carta di Bulbasaur e una carta di Mega Venosaur-ex, ma non una di Ivysaur, nel pokédex deve apparire un buco tra Bulbasaur e Venosaur</w:t>
+      </w:r>
       <w:r>
         <w:t xml:space="preserve"> con il numero 2</w:t>
       </w:r>
@@ -3403,549 +3452,64 @@
     <w:p>
       <w:pPr>
         <w:pStyle w:val="Corpotesto"/>
+        <w:numPr>
+          <w:ilvl w:val="1"/>
+          <w:numId w:val="10"/>
+        </w:numPr>
         <w:spacing w:before="56"/>
       </w:pPr>
+      <w:r>
+        <w:t>Selezionando sul pokémon si deve aprire un’overview del pokémon che includa una sua immagine, le descrizioni delle carte, il suo tipo e eventuali evoluzioni o pre-evoluzioni o forme alternative (Incluse Mega evoluzioni)</w:t>
+      </w:r>
     </w:p>
     <w:p>
       <w:pPr>
-        <w:spacing w:line="268" w:lineRule="exact"/>
-        <w:ind w:left="500"/>
-        <w:rPr>
-          <w:b/>
-        </w:rPr>
-      </w:pPr>
-      <w:r>
-        <w:rPr>
-          <w:b/>
-          <w:spacing w:val="-2"/>
-        </w:rPr>
-        <w:t>IMPORTANTE</w:t>
+        <w:pStyle w:val="Corpotesto"/>
+        <w:numPr>
+          <w:ilvl w:val="2"/>
+          <w:numId w:val="10"/>
+        </w:numPr>
+        <w:spacing w:before="56"/>
+      </w:pPr>
+      <w:r>
+        <w:lastRenderedPageBreak/>
+        <w:t>Le evoluzioni e pre-evoluzioni devono includere un collegamento ad esse</w:t>
       </w:r>
     </w:p>
     <w:p>
       <w:pPr>
-        <w:pStyle w:val="Paragrafoelenco"/>
+        <w:pStyle w:val="Corpotesto"/>
         <w:numPr>
-          <w:ilvl w:val="1"/>
-          <w:numId w:val="2"/>
+          <w:ilvl w:val="2"/>
+          <w:numId w:val="10"/>
         </w:numPr>
-        <w:tabs>
-          <w:tab w:val="left" w:pos="1220"/>
-          <w:tab w:val="left" w:pos="1221"/>
-        </w:tabs>
-        <w:ind w:left="1220" w:right="128" w:hanging="360"/>
-      </w:pPr>
-      <w:r>
-        <w:t>La fase di test deve essere preparata anticipatamente all’inizio del lavoro. I “Test Case” fanno da garanti al corretto funzionamento del lavoro prodotto</w:t>
+        <w:spacing w:before="56"/>
+      </w:pPr>
+      <w:r>
+        <w:t>Se il pokémon non è stato sbloccato la sua scheda deve essere vuota (Punti di domanda la posto dei dati base, nessun collegamento a evoluzioni e pre-evoluzioni e un punto di domanda la posto dell’immagine)</w:t>
       </w:r>
     </w:p>
     <w:p>
       <w:pPr>
-        <w:pStyle w:val="Paragrafoelenco"/>
+        <w:pStyle w:val="Corpotesto"/>
         <w:numPr>
-          <w:ilvl w:val="1"/>
-          <w:numId w:val="2"/>
+          <w:ilvl w:val="2"/>
+          <w:numId w:val="10"/>
         </w:numPr>
-        <w:tabs>
-          <w:tab w:val="left" w:pos="1221"/>
-        </w:tabs>
-        <w:ind w:left="1220" w:hanging="361"/>
-        <w:jc w:val="both"/>
-      </w:pPr>
-      <w:r>
-        <w:t>Ogni</w:t>
-      </w:r>
-      <w:r>
-        <w:rPr>
-          <w:spacing w:val="8"/>
-        </w:rPr>
-        <w:t xml:space="preserve"> </w:t>
-      </w:r>
-      <w:r>
-        <w:t>volta</w:t>
-      </w:r>
-      <w:r>
-        <w:rPr>
-          <w:spacing w:val="11"/>
-        </w:rPr>
-        <w:t xml:space="preserve"> </w:t>
-      </w:r>
-      <w:r>
-        <w:t>che</w:t>
-      </w:r>
-      <w:r>
-        <w:rPr>
-          <w:spacing w:val="12"/>
-        </w:rPr>
-        <w:t xml:space="preserve"> </w:t>
-      </w:r>
-      <w:r>
-        <w:t>i</w:t>
-      </w:r>
-      <w:r>
-        <w:rPr>
-          <w:spacing w:val="11"/>
-        </w:rPr>
-        <w:t xml:space="preserve"> </w:t>
-      </w:r>
-      <w:r>
-        <w:t>test</w:t>
-      </w:r>
-      <w:r>
-        <w:rPr>
-          <w:spacing w:val="10"/>
-        </w:rPr>
-        <w:t xml:space="preserve"> </w:t>
-      </w:r>
-      <w:r>
-        <w:t>case</w:t>
-      </w:r>
-      <w:r>
-        <w:rPr>
-          <w:spacing w:val="9"/>
-        </w:rPr>
-        <w:t xml:space="preserve"> </w:t>
-      </w:r>
-      <w:r>
-        <w:t>saranno</w:t>
-      </w:r>
-      <w:r>
-        <w:rPr>
-          <w:spacing w:val="12"/>
-        </w:rPr>
-        <w:t xml:space="preserve"> </w:t>
-      </w:r>
-      <w:r>
-        <w:t>eseguiti,</w:t>
-      </w:r>
-      <w:r>
-        <w:rPr>
-          <w:spacing w:val="11"/>
-        </w:rPr>
-        <w:t xml:space="preserve"> </w:t>
-      </w:r>
-      <w:r>
-        <w:t>si</w:t>
-      </w:r>
-      <w:r>
-        <w:rPr>
-          <w:spacing w:val="11"/>
-        </w:rPr>
-        <w:t xml:space="preserve"> </w:t>
-      </w:r>
-      <w:r>
-        <w:t>dovranno</w:t>
-      </w:r>
-      <w:r>
-        <w:rPr>
-          <w:spacing w:val="11"/>
-        </w:rPr>
-        <w:t xml:space="preserve"> </w:t>
-      </w:r>
-      <w:r>
-        <w:t>protocollare,</w:t>
-      </w:r>
-      <w:r>
-        <w:rPr>
-          <w:spacing w:val="12"/>
-        </w:rPr>
-        <w:t xml:space="preserve"> </w:t>
-      </w:r>
-      <w:r>
-        <w:t>indicando</w:t>
-      </w:r>
-      <w:r>
-        <w:rPr>
-          <w:spacing w:val="8"/>
-        </w:rPr>
-        <w:t xml:space="preserve"> </w:t>
-      </w:r>
-      <w:r>
-        <w:t>il</w:t>
-      </w:r>
-      <w:r>
-        <w:rPr>
-          <w:spacing w:val="11"/>
-        </w:rPr>
-        <w:t xml:space="preserve"> </w:t>
-      </w:r>
-      <w:r>
-        <w:t>loro</w:t>
-      </w:r>
-      <w:r>
-        <w:rPr>
-          <w:spacing w:val="12"/>
-        </w:rPr>
-        <w:t xml:space="preserve"> </w:t>
-      </w:r>
-      <w:r>
-        <w:t>esito</w:t>
-      </w:r>
-      <w:r>
-        <w:rPr>
-          <w:spacing w:val="11"/>
-        </w:rPr>
-        <w:t xml:space="preserve"> </w:t>
-      </w:r>
-      <w:r>
-        <w:rPr>
-          <w:spacing w:val="-5"/>
-        </w:rPr>
-        <w:t>in</w:t>
+        <w:spacing w:before="56"/>
+      </w:pPr>
+      <w:r>
+        <w:t>Se ho già uno Squirtle d</w:t>
+      </w:r>
+      <w:r>
+        <w:t>ell’espansione Scarlatto e Violetto – 151 e aggiungo uno dell’espansione Megaevoluzione – Promo, la descrizione di quest’ultimo deve essere aggiunta alla descrizione del pokémon</w:t>
       </w:r>
     </w:p>
     <w:p>
       <w:pPr>
         <w:pStyle w:val="Corpotesto"/>
-        <w:ind w:left="1220"/>
-      </w:pPr>
-      <w:r>
-        <w:t>modo</w:t>
-      </w:r>
-      <w:r>
-        <w:rPr>
-          <w:spacing w:val="-4"/>
-        </w:rPr>
-        <w:t xml:space="preserve"> </w:t>
-      </w:r>
-      <w:r>
-        <w:t>esaustivo,</w:t>
-      </w:r>
-      <w:r>
-        <w:rPr>
-          <w:spacing w:val="-5"/>
-        </w:rPr>
-        <w:t xml:space="preserve"> </w:t>
-      </w:r>
-      <w:r>
-        <w:t>un</w:t>
-      </w:r>
-      <w:r>
-        <w:rPr>
-          <w:spacing w:val="-3"/>
-        </w:rPr>
-        <w:t xml:space="preserve"> </w:t>
-      </w:r>
-      <w:r>
-        <w:t>semplice</w:t>
-      </w:r>
-      <w:r>
-        <w:rPr>
-          <w:spacing w:val="-5"/>
-        </w:rPr>
-        <w:t xml:space="preserve"> </w:t>
-      </w:r>
-      <w:r>
-        <w:t>“OK,</w:t>
-      </w:r>
-      <w:r>
-        <w:rPr>
-          <w:spacing w:val="-4"/>
-        </w:rPr>
-        <w:t xml:space="preserve"> </w:t>
-      </w:r>
-      <w:r>
-        <w:t>NOK”</w:t>
-      </w:r>
-      <w:r>
-        <w:rPr>
-          <w:spacing w:val="-2"/>
-        </w:rPr>
-        <w:t xml:space="preserve"> </w:t>
-      </w:r>
-      <w:r>
-        <w:t>non è</w:t>
-      </w:r>
-      <w:r>
-        <w:rPr>
-          <w:spacing w:val="-1"/>
-        </w:rPr>
-        <w:t xml:space="preserve"> </w:t>
-      </w:r>
-      <w:r>
-        <w:rPr>
-          <w:spacing w:val="-2"/>
-        </w:rPr>
-        <w:t>sufficiente</w:t>
-      </w:r>
-    </w:p>
-    <w:p>
-      <w:pPr>
-        <w:pStyle w:val="Paragrafoelenco"/>
-        <w:numPr>
-          <w:ilvl w:val="1"/>
-          <w:numId w:val="2"/>
-        </w:numPr>
-        <w:tabs>
-          <w:tab w:val="left" w:pos="1221"/>
-        </w:tabs>
-        <w:ind w:left="1220" w:hanging="361"/>
-        <w:jc w:val="both"/>
-      </w:pPr>
-      <w:r>
-        <w:t>Nel</w:t>
-      </w:r>
-      <w:r>
-        <w:rPr>
-          <w:spacing w:val="4"/>
-        </w:rPr>
-        <w:t xml:space="preserve"> </w:t>
-      </w:r>
-      <w:r>
-        <w:t>caso</w:t>
-      </w:r>
-      <w:r>
-        <w:rPr>
-          <w:spacing w:val="5"/>
-        </w:rPr>
-        <w:t xml:space="preserve"> </w:t>
-      </w:r>
-      <w:r>
-        <w:t>in</w:t>
-      </w:r>
-      <w:r>
-        <w:rPr>
-          <w:spacing w:val="4"/>
-        </w:rPr>
-        <w:t xml:space="preserve"> </w:t>
-      </w:r>
-      <w:r>
-        <w:t>cui,</w:t>
-      </w:r>
-      <w:r>
-        <w:rPr>
-          <w:spacing w:val="4"/>
-        </w:rPr>
-        <w:t xml:space="preserve"> </w:t>
-      </w:r>
-      <w:r>
-        <w:t>tutte</w:t>
-      </w:r>
-      <w:r>
-        <w:rPr>
-          <w:spacing w:val="6"/>
-        </w:rPr>
-        <w:t xml:space="preserve"> </w:t>
-      </w:r>
-      <w:r>
-        <w:t>le</w:t>
-      </w:r>
-      <w:r>
-        <w:rPr>
-          <w:spacing w:val="4"/>
-        </w:rPr>
-        <w:t xml:space="preserve"> </w:t>
-      </w:r>
-      <w:r>
-        <w:t>specifiche</w:t>
-      </w:r>
-      <w:r>
-        <w:rPr>
-          <w:spacing w:val="5"/>
-        </w:rPr>
-        <w:t xml:space="preserve"> </w:t>
-      </w:r>
-      <w:r>
-        <w:t>siano</w:t>
-      </w:r>
-      <w:r>
-        <w:rPr>
-          <w:spacing w:val="5"/>
-        </w:rPr>
-        <w:t xml:space="preserve"> </w:t>
-      </w:r>
-      <w:r>
-        <w:t>state</w:t>
-      </w:r>
-      <w:r>
-        <w:rPr>
-          <w:spacing w:val="5"/>
-        </w:rPr>
-        <w:t xml:space="preserve"> </w:t>
-      </w:r>
-      <w:r>
-        <w:t>coperte</w:t>
-      </w:r>
-      <w:r>
-        <w:rPr>
-          <w:spacing w:val="3"/>
-        </w:rPr>
-        <w:t xml:space="preserve"> </w:t>
-      </w:r>
-      <w:r>
-        <w:t>in</w:t>
-      </w:r>
-      <w:r>
-        <w:rPr>
-          <w:spacing w:val="3"/>
-        </w:rPr>
-        <w:t xml:space="preserve"> </w:t>
-      </w:r>
-      <w:r>
-        <w:t>modo</w:t>
-      </w:r>
-      <w:r>
-        <w:rPr>
-          <w:spacing w:val="6"/>
-        </w:rPr>
-        <w:t xml:space="preserve"> </w:t>
-      </w:r>
-      <w:r>
-        <w:t>completo,</w:t>
-      </w:r>
-      <w:r>
-        <w:rPr>
-          <w:spacing w:val="2"/>
-        </w:rPr>
-        <w:t xml:space="preserve"> </w:t>
-      </w:r>
-      <w:r>
-        <w:t>compresa</w:t>
-      </w:r>
-      <w:r>
-        <w:rPr>
-          <w:spacing w:val="5"/>
-        </w:rPr>
-        <w:t xml:space="preserve"> </w:t>
-      </w:r>
-      <w:r>
-        <w:t>la</w:t>
-      </w:r>
-      <w:r>
-        <w:rPr>
-          <w:spacing w:val="4"/>
-        </w:rPr>
-        <w:t xml:space="preserve"> </w:t>
-      </w:r>
-      <w:r>
-        <w:t>fase</w:t>
-      </w:r>
-      <w:r>
-        <w:rPr>
-          <w:spacing w:val="5"/>
-        </w:rPr>
-        <w:t xml:space="preserve"> </w:t>
-      </w:r>
-      <w:r>
-        <w:rPr>
-          <w:spacing w:val="-5"/>
-        </w:rPr>
-        <w:t>dei</w:t>
-      </w:r>
-    </w:p>
-    <w:p>
-      <w:pPr>
-        <w:pStyle w:val="Corpotesto"/>
-        <w:ind w:left="1220"/>
-      </w:pPr>
-      <w:r>
-        <w:t>“Test</w:t>
-      </w:r>
-      <w:r>
-        <w:rPr>
-          <w:spacing w:val="-4"/>
-        </w:rPr>
-        <w:t xml:space="preserve"> </w:t>
-      </w:r>
-      <w:r>
-        <w:t>Case”,</w:t>
-      </w:r>
-      <w:r>
-        <w:rPr>
-          <w:spacing w:val="-3"/>
-        </w:rPr>
-        <w:t xml:space="preserve"> </w:t>
-      </w:r>
-      <w:r>
-        <w:t>il</w:t>
-      </w:r>
-      <w:r>
-        <w:rPr>
-          <w:spacing w:val="-5"/>
-        </w:rPr>
-        <w:t xml:space="preserve"> </w:t>
-      </w:r>
-      <w:r>
-        <w:t>docente</w:t>
-      </w:r>
-      <w:r>
-        <w:rPr>
-          <w:spacing w:val="-2"/>
-        </w:rPr>
-        <w:t xml:space="preserve"> </w:t>
-      </w:r>
-      <w:r>
-        <w:t>si</w:t>
-      </w:r>
-      <w:r>
-        <w:rPr>
-          <w:spacing w:val="-4"/>
-        </w:rPr>
-        <w:t xml:space="preserve"> </w:t>
-      </w:r>
-      <w:r>
-        <w:t>riserva</w:t>
-      </w:r>
-      <w:r>
-        <w:rPr>
-          <w:spacing w:val="-6"/>
-        </w:rPr>
-        <w:t xml:space="preserve"> </w:t>
-      </w:r>
-      <w:r>
-        <w:t>la</w:t>
-      </w:r>
-      <w:r>
-        <w:rPr>
-          <w:spacing w:val="-4"/>
-        </w:rPr>
-        <w:t xml:space="preserve"> </w:t>
-      </w:r>
-      <w:r>
-        <w:t>facoltà</w:t>
-      </w:r>
-      <w:r>
-        <w:rPr>
-          <w:spacing w:val="-3"/>
-        </w:rPr>
-        <w:t xml:space="preserve"> </w:t>
-      </w:r>
-      <w:r>
-        <w:t>di</w:t>
-      </w:r>
-      <w:r>
-        <w:rPr>
-          <w:spacing w:val="-7"/>
-        </w:rPr>
-        <w:t xml:space="preserve"> </w:t>
-      </w:r>
-      <w:r>
-        <w:t>aggiungere</w:t>
-      </w:r>
-      <w:r>
-        <w:rPr>
-          <w:spacing w:val="-3"/>
-        </w:rPr>
-        <w:t xml:space="preserve"> al lavoro </w:t>
-      </w:r>
-      <w:r>
-        <w:t>delle</w:t>
-      </w:r>
-      <w:r>
-        <w:rPr>
-          <w:spacing w:val="-4"/>
-        </w:rPr>
-        <w:t xml:space="preserve"> </w:t>
-      </w:r>
-      <w:r>
-        <w:t>nuove</w:t>
-      </w:r>
-      <w:r>
-        <w:rPr>
-          <w:spacing w:val="-2"/>
-        </w:rPr>
-        <w:t xml:space="preserve"> funzionalità</w:t>
-      </w:r>
+        <w:spacing w:before="56"/>
+      </w:pPr>
     </w:p>
     <w:p>
       <w:pPr>
@@ -4025,7 +3589,7 @@
               </wp:anchor>
             </w:drawing>
           </mc:Choice>
-          <mc:Fallback xmlns:w16sdtfl="http://schemas.microsoft.com/office/word/2024/wordml/sdtformatlock" xmlns:w16du="http://schemas.microsoft.com/office/word/2023/wordml/word16du">
+          <mc:Fallback xmlns:w16du="http://schemas.microsoft.com/office/word/2023/wordml/word16du" xmlns:w16sdtfl="http://schemas.microsoft.com/office/word/2024/wordml/sdtformatlock">
             <w:pict>
               <v:rect w14:anchorId="2A0A7705" id="docshape13" o:spid="_x0000_s1026" style="position:absolute;margin-left:55.2pt;margin-top:18.2pt;width:484.9pt;height:.5pt;z-index:-15725568;visibility:visible;mso-wrap-style:square;mso-width-percent:0;mso-height-percent:0;mso-wrap-distance-left:0;mso-wrap-distance-top:0;mso-wrap-distance-right:0;mso-wrap-distance-bottom:0;mso-position-horizontal:absolute;mso-position-horizontal-relative:page;mso-position-vertical:absolute;mso-position-vertical-relative:text;mso-width-percent:0;mso-height-percent:0;mso-width-relative:page;mso-height-relative:page;v-text-anchor:top" o:gfxdata="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" fillcolor="black" stroked="f">
                 <w10:wrap type="topAndBottom" anchorx="page"/>
@@ -4173,7 +3737,6 @@
           <w:rFonts w:ascii="Calibri" w:eastAsia="Calibri" w:hAnsi="Calibri" w:cs="Calibri"/>
           <w:lang w:val="it-IT" w:eastAsia="en-US"/>
         </w:rPr>
-        <w:lastRenderedPageBreak/>
         <w:t>Obiettivo degli approfondimenti</w:t>
       </w:r>
     </w:p>
@@ -4195,23 +3758,7 @@
           <w:rFonts w:ascii="Calibri" w:eastAsia="Calibri" w:hAnsi="Calibri" w:cs="Calibri"/>
           <w:lang w:val="it-IT" w:eastAsia="en-US"/>
         </w:rPr>
-        <w:t xml:space="preserve">Migliorare la stima per le differenti attività da inserire nel diagramma di </w:t>
-      </w:r>
-      <w:proofErr w:type="spellStart"/>
-      <w:r>
-        <w:rPr>
-          <w:rFonts w:ascii="Calibri" w:eastAsia="Calibri" w:hAnsi="Calibri" w:cs="Calibri"/>
-          <w:lang w:val="it-IT" w:eastAsia="en-US"/>
-        </w:rPr>
-        <w:t>Gantt</w:t>
-      </w:r>
-      <w:proofErr w:type="spellEnd"/>
-      <w:r>
-        <w:rPr>
-          <w:rFonts w:ascii="Calibri" w:eastAsia="Calibri" w:hAnsi="Calibri" w:cs="Calibri"/>
-          <w:lang w:val="it-IT" w:eastAsia="en-US"/>
-        </w:rPr>
-        <w:t xml:space="preserve"> preventivo</w:t>
+        <w:t>Migliorare la stima per le differenti attività da inserire nel diagramma di Gantt preventivo</w:t>
       </w:r>
     </w:p>
     <w:p>
@@ -4471,7 +4018,7 @@
               </wp:inline>
             </w:drawing>
           </mc:Choice>
-          <mc:Fallback xmlns:w16sdtfl="http://schemas.microsoft.com/office/word/2024/wordml/sdtformatlock" xmlns:w16du="http://schemas.microsoft.com/office/word/2023/wordml/word16du">
+          <mc:Fallback xmlns:w16du="http://schemas.microsoft.com/office/word/2023/wordml/word16du" xmlns:w16sdtfl="http://schemas.microsoft.com/office/word/2024/wordml/sdtformatlock">
             <w:pict>
               <v:group w14:anchorId="02693557" id="docshapegroup15" o:spid="_x0000_s1026" style="width:484.95pt;height:.5pt;mso-position-horizontal-relative:char;mso-position-vertical-relative:line" coordsize="9699,10" o:gfxdata="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">
                 <v:rect id="docshape16" o:spid="_x0000_s1027" style="position:absolute;width:9699;height:10;visibility:visible;mso-wrap-style:square;v-text-anchor:top" o:gfxdata="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" fillcolor="black" stroked="f"/>
@@ -4775,7 +4322,7 @@
               </wp:anchor>
             </w:drawing>
           </mc:Choice>
-          <mc:Fallback xmlns:w16sdtfl="http://schemas.microsoft.com/office/word/2024/wordml/sdtformatlock" xmlns:w16du="http://schemas.microsoft.com/office/word/2023/wordml/word16du">
+          <mc:Fallback xmlns:w16du="http://schemas.microsoft.com/office/word/2023/wordml/word16du" xmlns:w16sdtfl="http://schemas.microsoft.com/office/word/2024/wordml/sdtformatlock">
             <w:pict>
               <v:rect w14:anchorId="1F8C973B" id="docshape17" o:spid="_x0000_s1026" style="position:absolute;margin-left:223.25pt;margin-top:12.4pt;width:122.65pt;height:.95pt;z-index:-15724032;visibility:visible;mso-wrap-style:square;mso-width-percent:0;mso-height-percent:0;mso-wrap-distance-left:0;mso-wrap-distance-top:0;mso-wrap-distance-right:0;mso-wrap-distance-bottom:0;mso-position-horizontal:absolute;mso-position-horizontal-relative:page;mso-position-vertical:absolute;mso-position-vertical-relative:text;mso-width-percent:0;mso-height-percent:0;mso-width-relative:page;mso-height-relative:page;v-text-anchor:top" o:gfxdata="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" fillcolor="black" stroked="f">
                 <w10:wrap type="topAndBottom" anchorx="page"/>
@@ -4854,7 +4401,7 @@
               </wp:anchor>
             </w:drawing>
           </mc:Choice>
-          <mc:Fallback xmlns:w16sdtfl="http://schemas.microsoft.com/office/word/2024/wordml/sdtformatlock" xmlns:w16du="http://schemas.microsoft.com/office/word/2023/wordml/word16du">
+          <mc:Fallback xmlns:w16du="http://schemas.microsoft.com/office/word/2023/wordml/word16du" xmlns:w16sdtfl="http://schemas.microsoft.com/office/word/2024/wordml/sdtformatlock">
             <w:pict>
               <v:rect w14:anchorId="5C3318E3" id="docshape18" o:spid="_x0000_s1026" style="position:absolute;margin-left:390.55pt;margin-top:12.4pt;width:122.55pt;height:.95pt;z-index:-15723520;visibility:visible;mso-wrap-style:square;mso-width-percent:0;mso-height-percent:0;mso-wrap-distance-left:0;mso-wrap-distance-top:0;mso-wrap-distance-right:0;mso-wrap-distance-bottom:0;mso-position-horizontal:absolute;mso-position-horizontal-relative:page;mso-position-vertical:absolute;mso-position-vertical-relative:text;mso-width-percent:0;mso-height-percent:0;mso-width-relative:page;mso-height-relative:page;v-text-anchor:top" o:gfxdata="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" fillcolor="black" stroked="f">
                 <w10:wrap type="topAndBottom" anchorx="page"/>
@@ -6545,7 +6092,7 @@
         <w:rFonts w:ascii="Wingdings" w:hAnsi="Wingdings" w:hint="default"/>
       </w:rPr>
     </w:lvl>
-    <w:lvl w:ilvl="3" w:tplc="08100001" w:tentative="1">
+    <w:lvl w:ilvl="3" w:tplc="08100001">
       <w:start w:val="1"/>
       <w:numFmt w:val="bullet"/>
       <w:lvlText w:val=""/>

--- a/1_QdC/QdC_PokeCardDex.docx
+++ b/1_QdC/QdC_PokeCardDex.docx
@@ -3212,14 +3212,9 @@
       <w:r>
         <w:t xml:space="preserve">Per il nome utente di default, se la mail è </w:t>
       </w:r>
-      <w:hyperlink r:id="rId12" w:history="1">
-        <w:r>
-          <w:rPr>
-            <w:rStyle w:val="Collegamentoipertestuale"/>
-          </w:rPr>
-          <w:t>pinco.pallino@gmail.com</w:t>
-        </w:r>
-      </w:hyperlink>
+      <w:r>
+        <w:t>pinco.pallino@gmail.com</w:t>
+      </w:r>
       <w:r>
         <w:t>, deve essere “pinco pallino”</w:t>
       </w:r>
@@ -3273,7 +3268,7 @@
         <w:spacing w:before="56"/>
       </w:pPr>
       <w:r>
-        <w:t>I dati includono: email dell’utente, password, nome utente , un JSON con le carte pokémon salvate e le loro quantità</w:t>
+        <w:t>I dati includono: email dell’utente, password, nome utente, un JSON con le carte pokémon salvate e le loro quantità</w:t>
       </w:r>
     </w:p>
     <w:p>
@@ -3364,7 +3359,13 @@
         <w:spacing w:before="56"/>
       </w:pPr>
       <w:r>
-        <w:t>La carta viene salvata secondo le neccessità dell’api “</w:t>
+        <w:t xml:space="preserve">La carta viene salvata secondo le </w:t>
+      </w:r>
+      <w:r>
+        <w:t>necessità</w:t>
+      </w:r>
+      <w:r>
+        <w:t xml:space="preserve"> dell’api “</w:t>
       </w:r>
       <w:r>
         <w:t>tcgdex.dev</w:t>
@@ -3385,7 +3386,13 @@
         <w:sym w:font="Wingdings" w:char="F0E0"/>
       </w:r>
       <w:r>
-        <w:t xml:space="preserve"> espansione principale: Megaevoluzione (me), espansione: Buio Pesto (Picth Black) (me03), numero carta: 101</w:t>
+        <w:t xml:space="preserve"> espansione principale: Megaevoluzione (me), espansione: Buio Pesto (</w:t>
+      </w:r>
+      <w:r>
+        <w:t>Pitch</w:t>
+      </w:r>
+      <w:r>
+        <w:t xml:space="preserve"> Black) (me03), numero carta: 101</w:t>
       </w:r>
     </w:p>
     <w:p>
@@ -3509,19 +3516,186 @@
       <w:pPr>
         <w:pStyle w:val="Corpotesto"/>
         <w:spacing w:before="56"/>
-      </w:pPr>
+        <w:rPr>
+          <w:b/>
+          <w:bCs/>
+        </w:rPr>
+      </w:pPr>
+      <w:r>
+        <w:rPr>
+          <w:b/>
+          <w:bCs/>
+        </w:rPr>
+        <w:t>Banche dati</w:t>
+      </w:r>
+      <w:r>
+        <w:rPr>
+          <w:b/>
+          <w:bCs/>
+        </w:rPr>
+        <w:t>:</w:t>
+      </w:r>
     </w:p>
     <w:p>
       <w:pPr>
         <w:pStyle w:val="Corpotesto"/>
-        <w:spacing w:before="10"/>
-        <w:rPr>
-          <w:sz w:val="27"/>
-        </w:rPr>
-      </w:pPr>
-      <w:r>
-        <w:rPr>
-          <w:noProof/>
+        <w:numPr>
+          <w:ilvl w:val="0"/>
+          <w:numId w:val="11"/>
+        </w:numPr>
+        <w:spacing w:before="56"/>
+      </w:pPr>
+      <w:r>
+        <w:t>Le banche dati</w:t>
+      </w:r>
+      <w:r>
+        <w:t xml:space="preserve"> per le carte e i Pokémon verranno fornite dalle api di “tcgdex.dev” e “pokeapi.co”</w:t>
+      </w:r>
+    </w:p>
+    <w:p>
+      <w:pPr>
+        <w:pStyle w:val="Corpotesto"/>
+        <w:numPr>
+          <w:ilvl w:val="0"/>
+          <w:numId w:val="11"/>
+        </w:numPr>
+        <w:spacing w:before="56"/>
+      </w:pPr>
+      <w:r>
+        <w:t>Il database con i dati degli utenti sarà creato in SQL con uso di PHP</w:t>
+      </w:r>
+    </w:p>
+    <w:p>
+      <w:pPr>
+        <w:pStyle w:val="Corpotesto"/>
+        <w:numPr>
+          <w:ilvl w:val="0"/>
+          <w:numId w:val="11"/>
+        </w:numPr>
+        <w:spacing w:before="56"/>
+      </w:pPr>
+      <w:r>
+        <w:t>Le carte possedute dagli utenti saranno salvate in formato JSON</w:t>
+      </w:r>
+    </w:p>
+    <w:p>
+      <w:pPr>
+        <w:pStyle w:val="Corpotesto"/>
+        <w:spacing w:before="56"/>
+        <w:rPr>
+          <w:b/>
+          <w:bCs/>
+        </w:rPr>
+      </w:pPr>
+      <w:r>
+        <w:rPr>
+          <w:b/>
+          <w:bCs/>
+        </w:rPr>
+        <w:t>Linguaggi di programmazione</w:t>
+      </w:r>
+      <w:r>
+        <w:rPr>
+          <w:b/>
+          <w:bCs/>
+        </w:rPr>
+        <w:t>:</w:t>
+      </w:r>
+    </w:p>
+    <w:p>
+      <w:pPr>
+        <w:pStyle w:val="Corpotesto"/>
+        <w:spacing w:before="56"/>
+      </w:pPr>
+      <w:r>
+        <w:t>Nel sito verranno usati i seguenti linguaggi:</w:t>
+      </w:r>
+    </w:p>
+    <w:p>
+      <w:pPr>
+        <w:pStyle w:val="Corpotesto"/>
+        <w:numPr>
+          <w:ilvl w:val="0"/>
+          <w:numId w:val="12"/>
+        </w:numPr>
+        <w:spacing w:before="56"/>
+      </w:pPr>
+      <w:r>
+        <w:t>HTML: Linguaggio usato per il Front-end dei siti o applicativi web</w:t>
+      </w:r>
+    </w:p>
+    <w:p>
+      <w:pPr>
+        <w:pStyle w:val="Corpotesto"/>
+        <w:numPr>
+          <w:ilvl w:val="0"/>
+          <w:numId w:val="12"/>
+        </w:numPr>
+        <w:spacing w:before="56"/>
+      </w:pPr>
+      <w:r>
+        <w:t xml:space="preserve">CSS: Linguaggio usato </w:t>
+      </w:r>
+      <w:r>
+        <w:t>per il</w:t>
+      </w:r>
+      <w:r>
+        <w:t xml:space="preserve"> design del</w:t>
+      </w:r>
+      <w:r>
+        <w:t xml:space="preserve"> Front-end dei siti o applicativi web</w:t>
+      </w:r>
+    </w:p>
+    <w:p>
+      <w:pPr>
+        <w:pStyle w:val="Corpotesto"/>
+        <w:numPr>
+          <w:ilvl w:val="0"/>
+          <w:numId w:val="12"/>
+        </w:numPr>
+        <w:spacing w:before="56"/>
+      </w:pPr>
+      <w:r>
+        <w:t>JavaScript: Linguaggio usato per il back-end dei siti o applicativi web, nonché usato un sacco per uso di API e file JSON</w:t>
+      </w:r>
+    </w:p>
+    <w:p>
+      <w:pPr>
+        <w:pStyle w:val="Corpotesto"/>
+        <w:numPr>
+          <w:ilvl w:val="0"/>
+          <w:numId w:val="12"/>
+        </w:numPr>
+        <w:spacing w:before="56"/>
+      </w:pPr>
+      <w:r>
+        <w:t>SQL: Linguaggio usato per creazione e gestione di banche dati</w:t>
+      </w:r>
+    </w:p>
+    <w:p>
+      <w:pPr>
+        <w:pStyle w:val="Corpotesto"/>
+        <w:numPr>
+          <w:ilvl w:val="0"/>
+          <w:numId w:val="12"/>
+        </w:numPr>
+        <w:spacing w:before="56"/>
+      </w:pPr>
+      <w:r>
+        <w:t>PHP: Linguaggio usato per lo scambio di dati tra SQL e HTML/JavaScript</w:t>
+      </w:r>
+    </w:p>
+    <w:p>
+      <w:pPr>
+        <w:pStyle w:val="Corpotesto"/>
+        <w:spacing w:before="56"/>
+      </w:pPr>
+      <w:r>
+        <w:rPr>
+          <w:rFonts w:ascii="Calibri Light" w:eastAsia="Calibri Light" w:hAnsi="Calibri Light" w:cs="Calibri Light"/>
+          <w:color w:val="2E5395"/>
+          <w:sz w:val="32"/>
+          <w:szCs w:val="32"/>
         </w:rPr>
         <mc:AlternateContent>
           <mc:Choice Requires="wps">
@@ -3758,7 +3932,21 @@
           <w:rFonts w:ascii="Calibri" w:eastAsia="Calibri" w:hAnsi="Calibri" w:cs="Calibri"/>
           <w:lang w:val="it-IT" w:eastAsia="en-US"/>
         </w:rPr>
-        <w:t>Migliorare la stima per le differenti attività da inserire nel diagramma di Gantt preventivo</w:t>
+        <w:t xml:space="preserve">Migliorare la stima per le differenti attività da inserire nel diagramma di </w:t>
+      </w:r>
+      <w:r>
+        <w:rPr>
+          <w:rFonts w:ascii="Calibri" w:eastAsia="Calibri" w:hAnsi="Calibri" w:cs="Calibri"/>
+          <w:lang w:val="it-IT" w:eastAsia="en-US"/>
+        </w:rPr>
+        <w:t>Grant</w:t>
+      </w:r>
+      <w:r>
+        <w:rPr>
+          <w:rFonts w:ascii="Calibri" w:eastAsia="Calibri" w:hAnsi="Calibri" w:cs="Calibri"/>
+          <w:lang w:val="it-IT" w:eastAsia="en-US"/>
+        </w:rPr>
+        <w:t xml:space="preserve"> preventivo</w:t>
       </w:r>
     </w:p>
     <w:p>
@@ -5601,6 +5789,119 @@
     </w:lvl>
   </w:abstractNum>
   <w:abstractNum w:abstractNumId="1" w15:restartNumberingAfterBreak="0">
+    <w:nsid w:val="06093A66"/>
+    <w:multiLevelType w:val="hybridMultilevel"/>
+    <w:tmpl w:val="42A047AA"/>
+    <w:lvl w:ilvl="0" w:tplc="08100001">
+      <w:start w:val="1"/>
+      <w:numFmt w:val="bullet"/>
+      <w:lvlText w:val=""/>
+      <w:lvlJc w:val="left"/>
+      <w:pPr>
+        <w:ind w:left="720" w:hanging="360"/>
+      </w:pPr>
+      <w:rPr>
+        <w:rFonts w:ascii="Symbol" w:hAnsi="Symbol" w:hint="default"/>
+      </w:rPr>
+    </w:lvl>
+    <w:lvl w:ilvl="1" w:tplc="08100003" w:tentative="1">
+      <w:start w:val="1"/>
+      <w:numFmt w:val="bullet"/>
+      <w:lvlText w:val="o"/>
+      <w:lvlJc w:val="left"/>
+      <w:pPr>
+        <w:ind w:left="1440" w:hanging="360"/>
+      </w:pPr>
+      <w:rPr>
+        <w:rFonts w:ascii="Courier New" w:hAnsi="Courier New" w:cs="Courier New" w:hint="default"/>
+      </w:rPr>
+    </w:lvl>
+    <w:lvl w:ilvl="2" w:tplc="08100005" w:tentative="1">
+      <w:start w:val="1"/>
+      <w:numFmt w:val="bullet"/>
+      <w:lvlText w:val=""/>
+      <w:lvlJc w:val="left"/>
+      <w:pPr>
+        <w:ind w:left="2160" w:hanging="360"/>
+      </w:pPr>
+      <w:rPr>
+        <w:rFonts w:ascii="Wingdings" w:hAnsi="Wingdings" w:hint="default"/>
+      </w:rPr>
+    </w:lvl>
+    <w:lvl w:ilvl="3" w:tplc="08100001" w:tentative="1">
+      <w:start w:val="1"/>
+      <w:numFmt w:val="bullet"/>
+      <w:lvlText w:val=""/>
+      <w:lvlJc w:val="left"/>
+      <w:pPr>
+        <w:ind w:left="2880" w:hanging="360"/>
+      </w:pPr>
+      <w:rPr>
+        <w:rFonts w:ascii="Symbol" w:hAnsi="Symbol" w:hint="default"/>
+      </w:rPr>
+    </w:lvl>
+    <w:lvl w:ilvl="4" w:tplc="08100003" w:tentative="1">
+      <w:start w:val="1"/>
+      <w:numFmt w:val="bullet"/>
+      <w:lvlText w:val="o"/>
+      <w:lvlJc w:val="left"/>
+      <w:pPr>
+        <w:ind w:left="3600" w:hanging="360"/>
+      </w:pPr>
+      <w:rPr>
+        <w:rFonts w:ascii="Courier New" w:hAnsi="Courier New" w:cs="Courier New" w:hint="default"/>
+      </w:rPr>
+    </w:lvl>
+    <w:lvl w:ilvl="5" w:tplc="08100005" w:tentative="1">
+      <w:start w:val="1"/>
+      <w:numFmt w:val="bullet"/>
+      <w:lvlText w:val=""/>
+      <w:lvlJc w:val="left"/>
+      <w:pPr>
+        <w:ind w:left="4320" w:hanging="360"/>
+      </w:pPr>
+      <w:rPr>
+        <w:rFonts w:ascii="Wingdings" w:hAnsi="Wingdings" w:hint="default"/>
+      </w:rPr>
+    </w:lvl>
+    <w:lvl w:ilvl="6" w:tplc="08100001" w:tentative="1">
+      <w:start w:val="1"/>
+      <w:numFmt w:val="bullet"/>
+      <w:lvlText w:val=""/>
+      <w:lvlJc w:val="left"/>
+      <w:pPr>
+        <w:ind w:left="5040" w:hanging="360"/>
+      </w:pPr>
+      <w:rPr>
+        <w:rFonts w:ascii="Symbol" w:hAnsi="Symbol" w:hint="default"/>
+      </w:rPr>
+    </w:lvl>
+    <w:lvl w:ilvl="7" w:tplc="08100003" w:tentative="1">
+      <w:start w:val="1"/>
+      <w:numFmt w:val="bullet"/>
+      <w:lvlText w:val="o"/>
+      <w:lvlJc w:val="left"/>
+      <w:pPr>
+        <w:ind w:left="5760" w:hanging="360"/>
+      </w:pPr>
+      <w:rPr>
+        <w:rFonts w:ascii="Courier New" w:hAnsi="Courier New" w:cs="Courier New" w:hint="default"/>
+      </w:rPr>
+    </w:lvl>
+    <w:lvl w:ilvl="8" w:tplc="08100005" w:tentative="1">
+      <w:start w:val="1"/>
+      <w:numFmt w:val="bullet"/>
+      <w:lvlText w:val=""/>
+      <w:lvlJc w:val="left"/>
+      <w:pPr>
+        <w:ind w:left="6480" w:hanging="360"/>
+      </w:pPr>
+      <w:rPr>
+        <w:rFonts w:ascii="Wingdings" w:hAnsi="Wingdings" w:hint="default"/>
+      </w:rPr>
+    </w:lvl>
+  </w:abstractNum>
+  <w:abstractNum w:abstractNumId="2" w15:restartNumberingAfterBreak="0">
     <w:nsid w:val="1403614B"/>
     <w:multiLevelType w:val="hybridMultilevel"/>
     <w:tmpl w:val="375E70E6"/>
@@ -5713,7 +6014,7 @@
       </w:rPr>
     </w:lvl>
   </w:abstractNum>
-  <w:abstractNum w:abstractNumId="2" w15:restartNumberingAfterBreak="0">
+  <w:abstractNum w:abstractNumId="3" w15:restartNumberingAfterBreak="0">
     <w:nsid w:val="16740583"/>
     <w:multiLevelType w:val="hybridMultilevel"/>
     <w:tmpl w:val="4514909E"/>
@@ -5826,7 +6127,120 @@
       </w:rPr>
     </w:lvl>
   </w:abstractNum>
-  <w:abstractNum w:abstractNumId="3" w15:restartNumberingAfterBreak="0">
+  <w:abstractNum w:abstractNumId="4" w15:restartNumberingAfterBreak="0">
+    <w:nsid w:val="1F652D41"/>
+    <w:multiLevelType w:val="hybridMultilevel"/>
+    <w:tmpl w:val="BD74AA3E"/>
+    <w:lvl w:ilvl="0" w:tplc="08100001">
+      <w:start w:val="1"/>
+      <w:numFmt w:val="bullet"/>
+      <w:lvlText w:val=""/>
+      <w:lvlJc w:val="left"/>
+      <w:pPr>
+        <w:ind w:left="720" w:hanging="360"/>
+      </w:pPr>
+      <w:rPr>
+        <w:rFonts w:ascii="Symbol" w:hAnsi="Symbol" w:hint="default"/>
+      </w:rPr>
+    </w:lvl>
+    <w:lvl w:ilvl="1" w:tplc="08100003" w:tentative="1">
+      <w:start w:val="1"/>
+      <w:numFmt w:val="bullet"/>
+      <w:lvlText w:val="o"/>
+      <w:lvlJc w:val="left"/>
+      <w:pPr>
+        <w:ind w:left="1440" w:hanging="360"/>
+      </w:pPr>
+      <w:rPr>
+        <w:rFonts w:ascii="Courier New" w:hAnsi="Courier New" w:cs="Courier New" w:hint="default"/>
+      </w:rPr>
+    </w:lvl>
+    <w:lvl w:ilvl="2" w:tplc="08100005" w:tentative="1">
+      <w:start w:val="1"/>
+      <w:numFmt w:val="bullet"/>
+      <w:lvlText w:val=""/>
+      <w:lvlJc w:val="left"/>
+      <w:pPr>
+        <w:ind w:left="2160" w:hanging="360"/>
+      </w:pPr>
+      <w:rPr>
+        <w:rFonts w:ascii="Wingdings" w:hAnsi="Wingdings" w:hint="default"/>
+      </w:rPr>
+    </w:lvl>
+    <w:lvl w:ilvl="3" w:tplc="08100001" w:tentative="1">
+      <w:start w:val="1"/>
+      <w:numFmt w:val="bullet"/>
+      <w:lvlText w:val=""/>
+      <w:lvlJc w:val="left"/>
+      <w:pPr>
+        <w:ind w:left="2880" w:hanging="360"/>
+      </w:pPr>
+      <w:rPr>
+        <w:rFonts w:ascii="Symbol" w:hAnsi="Symbol" w:hint="default"/>
+      </w:rPr>
+    </w:lvl>
+    <w:lvl w:ilvl="4" w:tplc="08100003" w:tentative="1">
+      <w:start w:val="1"/>
+      <w:numFmt w:val="bullet"/>
+      <w:lvlText w:val="o"/>
+      <w:lvlJc w:val="left"/>
+      <w:pPr>
+        <w:ind w:left="3600" w:hanging="360"/>
+      </w:pPr>
+      <w:rPr>
+        <w:rFonts w:ascii="Courier New" w:hAnsi="Courier New" w:cs="Courier New" w:hint="default"/>
+      </w:rPr>
+    </w:lvl>
+    <w:lvl w:ilvl="5" w:tplc="08100005" w:tentative="1">
+      <w:start w:val="1"/>
+      <w:numFmt w:val="bullet"/>
+      <w:lvlText w:val=""/>
+      <w:lvlJc w:val="left"/>
+      <w:pPr>
+        <w:ind w:left="4320" w:hanging="360"/>
+      </w:pPr>
+      <w:rPr>
+        <w:rFonts w:ascii="Wingdings" w:hAnsi="Wingdings" w:hint="default"/>
+      </w:rPr>
+    </w:lvl>
+    <w:lvl w:ilvl="6" w:tplc="08100001" w:tentative="1">
+      <w:start w:val="1"/>
+      <w:numFmt w:val="bullet"/>
+      <w:lvlText w:val=""/>
+      <w:lvlJc w:val="left"/>
+      <w:pPr>
+        <w:ind w:left="5040" w:hanging="360"/>
+      </w:pPr>
+      <w:rPr>
+        <w:rFonts w:ascii="Symbol" w:hAnsi="Symbol" w:hint="default"/>
+      </w:rPr>
+    </w:lvl>
+    <w:lvl w:ilvl="7" w:tplc="08100003" w:tentative="1">
+      <w:start w:val="1"/>
+      <w:numFmt w:val="bullet"/>
+      <w:lvlText w:val="o"/>
+      <w:lvlJc w:val="left"/>
+      <w:pPr>
+        <w:ind w:left="5760" w:hanging="360"/>
+      </w:pPr>
+      <w:rPr>
+        <w:rFonts w:ascii="Courier New" w:hAnsi="Courier New" w:cs="Courier New" w:hint="default"/>
+      </w:rPr>
+    </w:lvl>
+    <w:lvl w:ilvl="8" w:tplc="08100005" w:tentative="1">
+      <w:start w:val="1"/>
+      <w:numFmt w:val="bullet"/>
+      <w:lvlText w:val=""/>
+      <w:lvlJc w:val="left"/>
+      <w:pPr>
+        <w:ind w:left="6480" w:hanging="360"/>
+      </w:pPr>
+      <w:rPr>
+        <w:rFonts w:ascii="Wingdings" w:hAnsi="Wingdings" w:hint="default"/>
+      </w:rPr>
+    </w:lvl>
+  </w:abstractNum>
+  <w:abstractNum w:abstractNumId="5" w15:restartNumberingAfterBreak="0">
     <w:nsid w:val="25FE2F26"/>
     <w:multiLevelType w:val="hybridMultilevel"/>
     <w:tmpl w:val="FF282790"/>
@@ -5939,7 +6353,7 @@
       </w:rPr>
     </w:lvl>
   </w:abstractNum>
-  <w:abstractNum w:abstractNumId="4" w15:restartNumberingAfterBreak="0">
+  <w:abstractNum w:abstractNumId="6" w15:restartNumberingAfterBreak="0">
     <w:nsid w:val="35A542C7"/>
     <w:multiLevelType w:val="hybridMultilevel"/>
     <w:tmpl w:val="2320CC3E"/>
@@ -6052,7 +6466,7 @@
       </w:rPr>
     </w:lvl>
   </w:abstractNum>
-  <w:abstractNum w:abstractNumId="5" w15:restartNumberingAfterBreak="0">
+  <w:abstractNum w:abstractNumId="7" w15:restartNumberingAfterBreak="0">
     <w:nsid w:val="5AB92393"/>
     <w:multiLevelType w:val="hybridMultilevel"/>
     <w:tmpl w:val="E4D2DA3C"/>
@@ -6165,7 +6579,7 @@
       </w:rPr>
     </w:lvl>
   </w:abstractNum>
-  <w:abstractNum w:abstractNumId="6" w15:restartNumberingAfterBreak="0">
+  <w:abstractNum w:abstractNumId="8" w15:restartNumberingAfterBreak="0">
     <w:nsid w:val="702346F9"/>
     <w:multiLevelType w:val="multilevel"/>
     <w:tmpl w:val="F15846B8"/>
@@ -6278,7 +6692,7 @@
       </w:pPr>
     </w:lvl>
   </w:abstractNum>
-  <w:abstractNum w:abstractNumId="7" w15:restartNumberingAfterBreak="0">
+  <w:abstractNum w:abstractNumId="9" w15:restartNumberingAfterBreak="0">
     <w:nsid w:val="762822FB"/>
     <w:multiLevelType w:val="hybridMultilevel"/>
     <w:tmpl w:val="51D26138"/>
@@ -6421,7 +6835,7 @@
       </w:rPr>
     </w:lvl>
   </w:abstractNum>
-  <w:abstractNum w:abstractNumId="8" w15:restartNumberingAfterBreak="0">
+  <w:abstractNum w:abstractNumId="10" w15:restartNumberingAfterBreak="0">
     <w:nsid w:val="765C6DE2"/>
     <w:multiLevelType w:val="hybridMultilevel"/>
     <w:tmpl w:val="4EDCD5B4"/>
@@ -6541,7 +6955,7 @@
       </w:rPr>
     </w:lvl>
   </w:abstractNum>
-  <w:abstractNum w:abstractNumId="9" w15:restartNumberingAfterBreak="0">
+  <w:abstractNum w:abstractNumId="11" w15:restartNumberingAfterBreak="0">
     <w:nsid w:val="76E876B0"/>
     <w:multiLevelType w:val="hybridMultilevel"/>
     <w:tmpl w:val="FB4E82B4"/>
@@ -6628,16 +7042,16 @@
     </w:lvl>
   </w:abstractNum>
   <w:num w:numId="1" w16cid:durableId="1344673657">
-    <w:abstractNumId w:val="8"/>
+    <w:abstractNumId w:val="10"/>
   </w:num>
   <w:num w:numId="2" w16cid:durableId="1707364536">
-    <w:abstractNumId w:val="7"/>
+    <w:abstractNumId w:val="9"/>
   </w:num>
   <w:num w:numId="3" w16cid:durableId="967318793">
     <w:abstractNumId w:val="0"/>
   </w:num>
   <w:num w:numId="4" w16cid:durableId="342515581">
-    <w:abstractNumId w:val="6"/>
+    <w:abstractNumId w:val="8"/>
     <w:lvlOverride w:ilvl="0">
       <w:startOverride w:val="1"/>
     </w:lvlOverride>
@@ -6667,22 +7081,28 @@
     </w:lvlOverride>
   </w:num>
   <w:num w:numId="5" w16cid:durableId="1048408204">
+    <w:abstractNumId w:val="6"/>
+  </w:num>
+  <w:num w:numId="6" w16cid:durableId="201983994">
+    <w:abstractNumId w:val="11"/>
+  </w:num>
+  <w:num w:numId="7" w16cid:durableId="370156509">
+    <w:abstractNumId w:val="2"/>
+  </w:num>
+  <w:num w:numId="8" w16cid:durableId="1003118946">
+    <w:abstractNumId w:val="3"/>
+  </w:num>
+  <w:num w:numId="9" w16cid:durableId="845898038">
+    <w:abstractNumId w:val="5"/>
+  </w:num>
+  <w:num w:numId="10" w16cid:durableId="477041657">
+    <w:abstractNumId w:val="7"/>
+  </w:num>
+  <w:num w:numId="11" w16cid:durableId="1022635394">
     <w:abstractNumId w:val="4"/>
   </w:num>
-  <w:num w:numId="6" w16cid:durableId="201983994">
-    <w:abstractNumId w:val="9"/>
-  </w:num>
-  <w:num w:numId="7" w16cid:durableId="370156509">
+  <w:num w:numId="12" w16cid:durableId="625357903">
     <w:abstractNumId w:val="1"/>
-  </w:num>
-  <w:num w:numId="8" w16cid:durableId="1003118946">
-    <w:abstractNumId w:val="2"/>
-  </w:num>
-  <w:num w:numId="9" w16cid:durableId="845898038">
-    <w:abstractNumId w:val="3"/>
-  </w:num>
-  <w:num w:numId="10" w16cid:durableId="477041657">
-    <w:abstractNumId w:val="5"/>
   </w:num>
 </w:numbering>
 </file>

--- a/1_QdC/QdC_PokeCardDex.docx
+++ b/1_QdC/QdC_PokeCardDex.docx
@@ -94,7 +94,7 @@
               </wp:inline>
             </w:drawing>
           </mc:Choice>
-          <mc:Fallback xmlns:w16du="http://schemas.microsoft.com/office/word/2023/wordml/word16du" xmlns:w16sdtfl="http://schemas.microsoft.com/office/word/2024/wordml/sdtformatlock">
+          <mc:Fallback xmlns:w16sdtfl="http://schemas.microsoft.com/office/word/2024/wordml/sdtformatlock" xmlns:w16du="http://schemas.microsoft.com/office/word/2023/wordml/word16du">
             <w:pict>
               <v:group w14:anchorId="70E73CBE" id="docshapegroup5" o:spid="_x0000_s1026" style="width:484.95pt;height:.5pt;mso-position-horizontal-relative:char;mso-position-vertical-relative:line" coordsize="9699,10" o:gfxdata="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">
                 <v:rect id="docshape6" o:spid="_x0000_s1027" style="position:absolute;width:9699;height:10;visibility:visible;mso-wrap-style:square;v-text-anchor:top" o:gfxdata="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" fillcolor="black" stroked="f"/>
@@ -1666,7 +1666,7 @@
               </wp:anchor>
             </w:drawing>
           </mc:Choice>
-          <mc:Fallback xmlns:w16du="http://schemas.microsoft.com/office/word/2023/wordml/word16du" xmlns:w16sdtfl="http://schemas.microsoft.com/office/word/2024/wordml/sdtformatlock">
+          <mc:Fallback xmlns:w16sdtfl="http://schemas.microsoft.com/office/word/2024/wordml/sdtformatlock" xmlns:w16du="http://schemas.microsoft.com/office/word/2023/wordml/word16du">
             <w:pict>
               <v:rect w14:anchorId="7AF32B45" id="docshape7" o:spid="_x0000_s1026" style="position:absolute;margin-left:55.2pt;margin-top:18.6pt;width:484.9pt;height:.5pt;z-index:-15728128;visibility:visible;mso-wrap-style:square;mso-width-percent:0;mso-height-percent:0;mso-wrap-distance-left:0;mso-wrap-distance-top:0;mso-wrap-distance-right:0;mso-wrap-distance-bottom:0;mso-position-horizontal:absolute;mso-position-horizontal-relative:page;mso-position-vertical:absolute;mso-position-vertical-relative:text;mso-width-percent:0;mso-height-percent:0;mso-width-relative:page;mso-height-relative:page;v-text-anchor:top" o:gfxdata="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" fillcolor="black" stroked="f">
                 <w10:wrap type="topAndBottom" anchorx="page"/>
@@ -2635,7 +2635,7 @@
               </wp:inline>
             </w:drawing>
           </mc:Choice>
-          <mc:Fallback xmlns:w16du="http://schemas.microsoft.com/office/word/2023/wordml/word16du" xmlns:w16sdtfl="http://schemas.microsoft.com/office/word/2024/wordml/sdtformatlock">
+          <mc:Fallback xmlns:w16sdtfl="http://schemas.microsoft.com/office/word/2024/wordml/sdtformatlock" xmlns:w16du="http://schemas.microsoft.com/office/word/2023/wordml/word16du">
             <w:pict>
               <v:group w14:anchorId="2E328116" id="docshapegroup8" o:spid="_x0000_s1026" style="width:484.95pt;height:.5pt;mso-position-horizontal-relative:char;mso-position-vertical-relative:line" coordsize="9699,10" o:gfxdata="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">
                 <v:rect id="docshape9" o:spid="_x0000_s1027" style="position:absolute;width:9699;height:10;visibility:visible;mso-wrap-style:square;v-text-anchor:top" o:gfxdata="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" fillcolor="black" stroked="f"/>
@@ -2765,7 +2765,7 @@
               </wp:anchor>
             </w:drawing>
           </mc:Choice>
-          <mc:Fallback xmlns:w16du="http://schemas.microsoft.com/office/word/2023/wordml/word16du" xmlns:w16sdtfl="http://schemas.microsoft.com/office/word/2024/wordml/sdtformatlock">
+          <mc:Fallback xmlns:w16sdtfl="http://schemas.microsoft.com/office/word/2024/wordml/sdtformatlock" xmlns:w16du="http://schemas.microsoft.com/office/word/2023/wordml/word16du">
             <w:pict>
               <v:rect w14:anchorId="73131EAD" id="docshape10" o:spid="_x0000_s1026" style="position:absolute;margin-left:55.2pt;margin-top:18.05pt;width:484.9pt;height:.5pt;z-index:-15721472;visibility:visible;mso-wrap-style:square;mso-width-percent:0;mso-height-percent:0;mso-wrap-distance-left:0;mso-wrap-distance-top:0;mso-wrap-distance-right:0;mso-wrap-distance-bottom:0;mso-position-horizontal:absolute;mso-position-horizontal-relative:page;mso-position-vertical:absolute;mso-position-vertical-relative:text;mso-width-percent:0;mso-height-percent:0;mso-width-relative:page;mso-height-relative:page;v-text-anchor:top" o:gfxdata="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" fillcolor="black" stroked="f">
                 <w10:wrap type="topAndBottom" anchorx="page"/>
@@ -2921,7 +2921,7 @@
               </wp:anchor>
             </w:drawing>
           </mc:Choice>
-          <mc:Fallback xmlns:w16du="http://schemas.microsoft.com/office/word/2023/wordml/word16du" xmlns:w16sdtfl="http://schemas.microsoft.com/office/word/2024/wordml/sdtformatlock">
+          <mc:Fallback xmlns:w16sdtfl="http://schemas.microsoft.com/office/word/2024/wordml/sdtformatlock" xmlns:w16du="http://schemas.microsoft.com/office/word/2023/wordml/word16du">
             <w:pict>
               <v:rect w14:anchorId="1A8AD331" id="docshape11" o:spid="_x0000_s1026" style="position:absolute;margin-left:55.2pt;margin-top:18.1pt;width:484.9pt;height:.5pt;z-index:-15720448;visibility:visible;mso-wrap-style:square;mso-width-percent:0;mso-height-percent:0;mso-wrap-distance-left:0;mso-wrap-distance-top:0;mso-wrap-distance-right:0;mso-wrap-distance-bottom:0;mso-position-horizontal:absolute;mso-position-horizontal-relative:page;mso-position-vertical:absolute;mso-position-vertical-relative:text;mso-width-percent:0;mso-height-percent:0;mso-width-relative:page;mso-height-relative:page;v-text-anchor:top" o:gfxdata="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" fillcolor="black" stroked="f">
                 <w10:wrap type="topAndBottom" anchorx="page"/>
@@ -3056,7 +3056,7 @@
               </wp:anchor>
             </w:drawing>
           </mc:Choice>
-          <mc:Fallback xmlns:w16du="http://schemas.microsoft.com/office/word/2023/wordml/word16du" xmlns:w16sdtfl="http://schemas.microsoft.com/office/word/2024/wordml/sdtformatlock">
+          <mc:Fallback xmlns:w16sdtfl="http://schemas.microsoft.com/office/word/2024/wordml/sdtformatlock" xmlns:w16du="http://schemas.microsoft.com/office/word/2023/wordml/word16du">
             <w:pict>
               <v:rect w14:anchorId="48EE7F19" id="docshape12" o:spid="_x0000_s1026" style="position:absolute;margin-left:55.2pt;margin-top:18.1pt;width:484.9pt;height:.5pt;z-index:-15719424;visibility:visible;mso-wrap-style:square;mso-width-percent:0;mso-height-percent:0;mso-wrap-distance-left:0;mso-wrap-distance-top:0;mso-wrap-distance-right:0;mso-wrap-distance-bottom:0;mso-position-horizontal:absolute;mso-position-horizontal-relative:page;mso-position-vertical:absolute;mso-position-vertical-relative:text;mso-width-percent:0;mso-height-percent:0;mso-width-relative:page;mso-height-relative:page;v-text-anchor:top" o:gfxdata="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" fillcolor="black" stroked="f">
                 <w10:wrap type="topAndBottom" anchorx="page"/>
@@ -3139,7 +3139,35 @@
           <w:b/>
           <w:bCs/>
         </w:rPr>
-        <w:t>Requisiti:</w:t>
+        <w:t>Requisiti</w:t>
+      </w:r>
+      <w:r>
+        <w:rPr>
+          <w:b/>
+          <w:bCs/>
+        </w:rPr>
+        <w:t xml:space="preserve"> e </w:t>
+      </w:r>
+      <w:r>
+        <w:rPr>
+          <w:b/>
+          <w:bCs/>
+        </w:rPr>
+        <w:t xml:space="preserve">esempi di </w:t>
+      </w:r>
+      <w:r>
+        <w:rPr>
+          <w:b/>
+          <w:bCs/>
+        </w:rPr>
+        <w:t>test</w:t>
+      </w:r>
+      <w:r>
+        <w:rPr>
+          <w:b/>
+          <w:bCs/>
+        </w:rPr>
+        <w:t>:</w:t>
       </w:r>
     </w:p>
     <w:p>
@@ -3165,7 +3193,7 @@
         <w:spacing w:before="56"/>
       </w:pPr>
       <w:r>
-        <w:t>L’accesso può essere fatto anche con il nome utente impostato tramite impostazioni</w:t>
+        <w:t>I dati vengono salvati su un server SQL per tener sicuri i dati</w:t>
       </w:r>
     </w:p>
     <w:p>
@@ -3178,10 +3206,20 @@
         <w:spacing w:before="56"/>
       </w:pPr>
       <w:r>
-        <w:t>Il nome utente deve essere univoco</w:t>
-      </w:r>
-      <w:r>
-        <w:t xml:space="preserve"> come la mail</w:t>
+        <w:t>I dati includono: email dell’utente, password, nome utente, un JSON con le carte pokémon salvate e le loro quantità</w:t>
+      </w:r>
+    </w:p>
+    <w:p>
+      <w:pPr>
+        <w:pStyle w:val="Corpotesto"/>
+        <w:numPr>
+          <w:ilvl w:val="1"/>
+          <w:numId w:val="10"/>
+        </w:numPr>
+        <w:spacing w:before="56"/>
+      </w:pPr>
+      <w:r>
+        <w:t>L’accesso può essere fatto anche con il nome utente impostato tramite impostazioni</w:t>
       </w:r>
     </w:p>
     <w:p>
@@ -3194,10 +3232,23 @@
         <w:spacing w:before="56"/>
       </w:pPr>
       <w:r>
-        <w:t xml:space="preserve">Di </w:t>
-      </w:r>
-      <w:r>
-        <w:t>default sarà la parte di mail prima della ‘@’</w:t>
+        <w:t>Il nome utente deve essere univoco</w:t>
+      </w:r>
+      <w:r>
+        <w:t xml:space="preserve"> come la mail</w:t>
+      </w:r>
+    </w:p>
+    <w:p>
+      <w:pPr>
+        <w:pStyle w:val="Corpotesto"/>
+        <w:numPr>
+          <w:ilvl w:val="2"/>
+          <w:numId w:val="10"/>
+        </w:numPr>
+        <w:spacing w:before="56"/>
+      </w:pPr>
+      <w:r>
+        <w:t>Di default sarà la parte di mail prima della ‘@’</w:t>
       </w:r>
     </w:p>
     <w:p>
@@ -3222,9 +3273,34 @@
     <w:p>
       <w:pPr>
         <w:pStyle w:val="Corpotesto"/>
+        <w:numPr>
+          <w:ilvl w:val="1"/>
+          <w:numId w:val="10"/>
+        </w:numPr>
         <w:spacing w:before="56"/>
-        <w:ind w:left="3164"/>
-      </w:pPr>
+      </w:pPr>
+      <w:r>
+        <w:t>Aggiungere un modo per il recupero password (confermando l’email si invia ad essa un link per la modif</w:t>
+      </w:r>
+      <w:r>
+        <w:t>ica</w:t>
+      </w:r>
+      <w:r>
+        <w:t xml:space="preserve"> della password)</w:t>
+      </w:r>
+    </w:p>
+    <w:p>
+      <w:pPr>
+        <w:pStyle w:val="Corpotesto"/>
+        <w:numPr>
+          <w:ilvl w:val="0"/>
+          <w:numId w:val="10"/>
+        </w:numPr>
+        <w:spacing w:before="56"/>
+      </w:pPr>
+      <w:r>
+        <w:t>L’app dovrà salvare solo carte registrate tramite l’ID della carta, se il pokémon sulla carta non è ancora stato registrato l’app lo aggiunge al pokédex nel rispettivo numero</w:t>
+      </w:r>
     </w:p>
     <w:p>
       <w:pPr>
@@ -3236,13 +3312,7 @@
         <w:spacing w:before="56"/>
       </w:pPr>
       <w:r>
-        <w:t>Aggiungere un modo per il recupero password (confermando l’email si invia ad essa un link per la modif</w:t>
-      </w:r>
-      <w:r>
-        <w:t>ica</w:t>
-      </w:r>
-      <w:r>
-        <w:t xml:space="preserve"> della password)</w:t>
+        <w:t>L’app deve essere aggiornata all’ultima espansione</w:t>
       </w:r>
     </w:p>
     <w:p>
@@ -3255,7 +3325,22 @@
         <w:spacing w:before="56"/>
       </w:pPr>
       <w:r>
-        <w:t>I dati vengono salvati su un server SQL per tener sicuri i dati</w:t>
+        <w:t>Es: Utente aggiunge la carta pokémon di Mega Darkrai</w:t>
+      </w:r>
+      <w:r>
+        <w:t xml:space="preserve">-ex con il codice PBL </w:t>
+      </w:r>
+      <w:r>
+        <w:t>101/83</w:t>
+      </w:r>
+      <w:r>
+        <w:t xml:space="preserve">, non ha ancora salvato alcun Darkrai </w:t>
+      </w:r>
+      <w:r>
+        <w:sym w:font="Wingdings" w:char="F0E0"/>
+      </w:r>
+      <w:r>
+        <w:t xml:space="preserve"> Aggiunge Darkrai nel Pokédex</w:t>
       </w:r>
     </w:p>
     <w:p>
@@ -3268,7 +3353,74 @@
         <w:spacing w:before="56"/>
       </w:pPr>
       <w:r>
-        <w:t>I dati includono: email dell’utente, password, nome utente, un JSON con le carte pokémon salvate e le loro quantità</w:t>
+        <w:t xml:space="preserve">La ricerca </w:t>
+      </w:r>
+      <w:r>
+        <w:t>e</w:t>
+      </w:r>
+      <w:r>
+        <w:t>strae il nome del pokémon nell’eventualità la carta abbia dettagli extra come Mega</w:t>
+      </w:r>
+      <w:r>
+        <w:t xml:space="preserve"> __ex, ex, di x, etc.</w:t>
+      </w:r>
+      <w:r>
+        <w:t xml:space="preserve"> (Es.: Mega Greninja ex </w:t>
+      </w:r>
+      <w:r>
+        <w:sym w:font="Wingdings" w:char="F0E0"/>
+      </w:r>
+      <w:r>
+        <w:t xml:space="preserve"> Greninja; Metagross di Rocco </w:t>
+      </w:r>
+      <w:r>
+        <w:sym w:font="Wingdings" w:char="F0E0"/>
+      </w:r>
+      <w:r>
+        <w:t xml:space="preserve"> Metagross)</w:t>
+      </w:r>
+    </w:p>
+    <w:p>
+      <w:pPr>
+        <w:pStyle w:val="Corpotesto"/>
+        <w:numPr>
+          <w:ilvl w:val="2"/>
+          <w:numId w:val="10"/>
+        </w:numPr>
+        <w:spacing w:before="56"/>
+      </w:pPr>
+      <w:r>
+        <w:t xml:space="preserve">La carta viene salvata secondo le </w:t>
+      </w:r>
+      <w:r>
+        <w:t>necessità</w:t>
+      </w:r>
+      <w:r>
+        <w:t xml:space="preserve"> dell’api “</w:t>
+      </w:r>
+      <w:r>
+        <w:t>tcgdex.dev</w:t>
+      </w:r>
+      <w:r>
+        <w:t xml:space="preserve">”, PBL </w:t>
+      </w:r>
+      <w:r>
+        <w:t>101/83</w:t>
+      </w:r>
+      <w:r>
+        <w:t xml:space="preserve"> </w:t>
+      </w:r>
+      <w:r>
+        <w:sym w:font="Wingdings" w:char="F0E0"/>
+      </w:r>
+      <w:r>
+        <w:t xml:space="preserve"> espansione principale: Megaevoluzione (me), espansione: Buio Pesto (</w:t>
+      </w:r>
+      <w:r>
+        <w:t>Pitch</w:t>
+      </w:r>
+      <w:r>
+        <w:t xml:space="preserve"> Black) (me03), numero carta: 101</w:t>
       </w:r>
     </w:p>
     <w:p>
@@ -3281,7 +3433,26 @@
         <w:spacing w:before="56"/>
       </w:pPr>
       <w:r>
-        <w:t>L’app dovrà salvare solo carte registrate tramite l’ID della carta, se il pokémon sulla carta non è ancora stato registrato l’app lo aggiunge al pokédex nel rispettivo numero</w:t>
+        <w:t xml:space="preserve">L’app deve mostrare il valore della carta </w:t>
+      </w:r>
+      <w:r>
+        <w:t>medio secondo Cardmarket (Il più grande mercato europeo di carte collezionabili) in Fr.-</w:t>
+      </w:r>
+    </w:p>
+    <w:p>
+      <w:pPr>
+        <w:pStyle w:val="Corpotesto"/>
+        <w:numPr>
+          <w:ilvl w:val="0"/>
+          <w:numId w:val="10"/>
+        </w:numPr>
+        <w:spacing w:before="56"/>
+      </w:pPr>
+      <w:r>
+        <w:t>L’app deve simulare un pokédex mostrando nome e immagine di anteprima dei pokémon “scoperti” mentre per quelli dei pokémon non scoperti deve apparire solo il numero del pokédex e un punto d’interrogazione</w:t>
+      </w:r>
+      <w:r>
+        <w:t>.</w:t>
       </w:r>
     </w:p>
     <w:p>
@@ -3294,22 +3465,7 @@
         <w:spacing w:before="56"/>
       </w:pPr>
       <w:r>
-        <w:t>Es: Utente aggiunge la carta pokémon di Mega Darkrai</w:t>
-      </w:r>
-      <w:r>
-        <w:t xml:space="preserve">-ex con il codice PBL </w:t>
-      </w:r>
-      <w:r>
-        <w:t>101/83</w:t>
-      </w:r>
-      <w:r>
-        <w:t xml:space="preserve">, non ha ancora salvato alcun Darkrai </w:t>
-      </w:r>
-      <w:r>
-        <w:sym w:font="Wingdings" w:char="F0E0"/>
-      </w:r>
-      <w:r>
-        <w:t xml:space="preserve"> Aggiunge Darkrai nel Pokédex</w:t>
+        <w:t>Selezionando sul pokémon si deve aprire un’overview del pokémon che includa una sua immagine, le descrizioni delle carte, il suo tipo e eventuali evoluzioni o pre-evoluzioni o forme alternative (Incluse Mega evoluzioni)</w:t>
       </w:r>
     </w:p>
     <w:p>
@@ -3322,31 +3478,7 @@
         <w:spacing w:before="56"/>
       </w:pPr>
       <w:r>
-        <w:t xml:space="preserve">La ricerca </w:t>
-      </w:r>
-      <w:r>
-        <w:t>e</w:t>
-      </w:r>
-      <w:r>
-        <w:t>strae il nome del pokémon nell’eventualità la carta abbia dettagli extra come Mega</w:t>
-      </w:r>
-      <w:r>
-        <w:t xml:space="preserve"> __ex, ex, di x, etc.</w:t>
-      </w:r>
-      <w:r>
-        <w:t xml:space="preserve"> (Es.: Mega Greninja ex </w:t>
-      </w:r>
-      <w:r>
-        <w:sym w:font="Wingdings" w:char="F0E0"/>
-      </w:r>
-      <w:r>
-        <w:t xml:space="preserve"> Greninja; Metagross di Rocco </w:t>
-      </w:r>
-      <w:r>
-        <w:sym w:font="Wingdings" w:char="F0E0"/>
-      </w:r>
-      <w:r>
-        <w:t xml:space="preserve"> Metagross)</w:t>
+        <w:t>Le evoluzioni e pre-evoluzioni devono includere un collegamento ad esse</w:t>
       </w:r>
     </w:p>
     <w:p>
@@ -3359,40 +3491,24 @@
         <w:spacing w:before="56"/>
       </w:pPr>
       <w:r>
-        <w:t xml:space="preserve">La carta viene salvata secondo le </w:t>
-      </w:r>
-      <w:r>
-        <w:t>necessità</w:t>
-      </w:r>
-      <w:r>
-        <w:t xml:space="preserve"> dell’api “</w:t>
-      </w:r>
-      <w:r>
-        <w:t>tcgdex.dev</w:t>
-      </w:r>
-      <w:r>
-        <w:t xml:space="preserve">”, </w:t>
-      </w:r>
-      <w:r>
-        <w:t xml:space="preserve">PBL </w:t>
-      </w:r>
-      <w:r>
-        <w:t>101/83</w:t>
-      </w:r>
-      <w:r>
-        <w:t xml:space="preserve"> </w:t>
-      </w:r>
-      <w:r>
-        <w:sym w:font="Wingdings" w:char="F0E0"/>
-      </w:r>
-      <w:r>
-        <w:t xml:space="preserve"> espansione principale: Megaevoluzione (me), espansione: Buio Pesto (</w:t>
-      </w:r>
-      <w:r>
-        <w:t>Pitch</w:t>
-      </w:r>
-      <w:r>
-        <w:t xml:space="preserve"> Black) (me03), numero carta: 101</w:t>
+        <w:t xml:space="preserve">Se il pokémon non è stato sbloccato la sua scheda deve essere vuota (Punti di domanda la posto dei dati base, nessun collegamento a evoluzioni e pre-evoluzioni </w:t>
+      </w:r>
+      <w:r>
+        <w:lastRenderedPageBreak/>
+        <w:t>e un punto di domanda la posto dell’immagine)</w:t>
+      </w:r>
+    </w:p>
+    <w:p>
+      <w:pPr>
+        <w:pStyle w:val="Corpotesto"/>
+        <w:numPr>
+          <w:ilvl w:val="2"/>
+          <w:numId w:val="10"/>
+        </w:numPr>
+        <w:spacing w:before="56"/>
+      </w:pPr>
+      <w:r>
+        <w:t>Se ho già uno Squirtle dell’espansione Scarlatto e Violetto – 151 e aggiungo uno dell’espansione Megaevoluzione – Promo, la descrizione di quest’ultimo deve essere aggiunta alla descrizione del pokémon</w:t>
       </w:r>
     </w:p>
     <w:p>
@@ -3405,111 +3521,10 @@
         <w:spacing w:before="56"/>
       </w:pPr>
       <w:r>
-        <w:t>L’app deve essere aggiornata all’ultima espansione</w:t>
-      </w:r>
-    </w:p>
-    <w:p>
-      <w:pPr>
-        <w:pStyle w:val="Corpotesto"/>
-        <w:numPr>
-          <w:ilvl w:val="0"/>
-          <w:numId w:val="10"/>
-        </w:numPr>
-        <w:spacing w:before="56"/>
-      </w:pPr>
-      <w:r>
-        <w:t xml:space="preserve">L’app deve mostrare il valore della carta </w:t>
-      </w:r>
-      <w:r>
-        <w:t>medio secondo Cardmarket (Il più grande mercato europeo di carte collezionabili) in Fr.-</w:t>
-      </w:r>
-    </w:p>
-    <w:p>
-      <w:pPr>
-        <w:pStyle w:val="Corpotesto"/>
-        <w:numPr>
-          <w:ilvl w:val="0"/>
-          <w:numId w:val="10"/>
-        </w:numPr>
-        <w:spacing w:before="56"/>
-      </w:pPr>
-      <w:r>
-        <w:t>L’app deve simulare un pokédex mostrando nome e immagine di anteprima dei pokémon “scoperti” mentre per quelli dei pokémon non scoperti deve apparire solo il numero del pokédex e un punto d’interrogazione</w:t>
-      </w:r>
-      <w:r>
-        <w:t>.</w:t>
-      </w:r>
-    </w:p>
-    <w:p>
-      <w:pPr>
-        <w:pStyle w:val="Corpotesto"/>
-        <w:numPr>
-          <w:ilvl w:val="1"/>
-          <w:numId w:val="10"/>
-        </w:numPr>
-        <w:spacing w:before="56"/>
-      </w:pPr>
-      <w:r>
         <w:t>Es.: Utente ha una carta di Bulbasaur e una carta di Mega Venosaur-ex, ma non una di Ivysaur, nel pokédex deve apparire un buco tra Bulbasaur e Venosaur</w:t>
       </w:r>
       <w:r>
         <w:t xml:space="preserve"> con il numero 2</w:t>
-      </w:r>
-    </w:p>
-    <w:p>
-      <w:pPr>
-        <w:pStyle w:val="Corpotesto"/>
-        <w:numPr>
-          <w:ilvl w:val="1"/>
-          <w:numId w:val="10"/>
-        </w:numPr>
-        <w:spacing w:before="56"/>
-      </w:pPr>
-      <w:r>
-        <w:t>Selezionando sul pokémon si deve aprire un’overview del pokémon che includa una sua immagine, le descrizioni delle carte, il suo tipo e eventuali evoluzioni o pre-evoluzioni o forme alternative (Incluse Mega evoluzioni)</w:t>
-      </w:r>
-    </w:p>
-    <w:p>
-      <w:pPr>
-        <w:pStyle w:val="Corpotesto"/>
-        <w:numPr>
-          <w:ilvl w:val="2"/>
-          <w:numId w:val="10"/>
-        </w:numPr>
-        <w:spacing w:before="56"/>
-      </w:pPr>
-      <w:r>
-        <w:lastRenderedPageBreak/>
-        <w:t>Le evoluzioni e pre-evoluzioni devono includere un collegamento ad esse</w:t>
-      </w:r>
-    </w:p>
-    <w:p>
-      <w:pPr>
-        <w:pStyle w:val="Corpotesto"/>
-        <w:numPr>
-          <w:ilvl w:val="2"/>
-          <w:numId w:val="10"/>
-        </w:numPr>
-        <w:spacing w:before="56"/>
-      </w:pPr>
-      <w:r>
-        <w:t>Se il pokémon non è stato sbloccato la sua scheda deve essere vuota (Punti di domanda la posto dei dati base, nessun collegamento a evoluzioni e pre-evoluzioni e un punto di domanda la posto dell’immagine)</w:t>
-      </w:r>
-    </w:p>
-    <w:p>
-      <w:pPr>
-        <w:pStyle w:val="Corpotesto"/>
-        <w:numPr>
-          <w:ilvl w:val="2"/>
-          <w:numId w:val="10"/>
-        </w:numPr>
-        <w:spacing w:before="56"/>
-      </w:pPr>
-      <w:r>
-        <w:t>Se ho già uno Squirtle d</w:t>
-      </w:r>
-      <w:r>
-        <w:t>ell’espansione Scarlatto e Violetto – 151 e aggiungo uno dell’espansione Megaevoluzione – Promo, la descrizione di quest’ultimo deve essere aggiunta alla descrizione del pokémon</w:t>
       </w:r>
     </w:p>
     <w:p>
@@ -3634,16 +3649,7 @@
         <w:spacing w:before="56"/>
       </w:pPr>
       <w:r>
-        <w:t xml:space="preserve">CSS: Linguaggio usato </w:t>
-      </w:r>
-      <w:r>
-        <w:t>per il</w:t>
-      </w:r>
-      <w:r>
-        <w:t xml:space="preserve"> design del</w:t>
-      </w:r>
-      <w:r>
-        <w:t xml:space="preserve"> Front-end dei siti o applicativi web</w:t>
+        <w:t>CSS: Linguaggio usato per il design del Front-end dei siti o applicativi web</w:t>
       </w:r>
     </w:p>
     <w:p>
@@ -3693,6 +3699,7 @@
       <w:r>
         <w:rPr>
           <w:rFonts w:ascii="Calibri Light" w:eastAsia="Calibri Light" w:hAnsi="Calibri Light" w:cs="Calibri Light"/>
+          <w:noProof/>
           <w:color w:val="2E5395"/>
           <w:sz w:val="32"/>
           <w:szCs w:val="32"/>
@@ -3763,7 +3770,7 @@
               </wp:anchor>
             </w:drawing>
           </mc:Choice>
-          <mc:Fallback xmlns:w16du="http://schemas.microsoft.com/office/word/2023/wordml/word16du" xmlns:w16sdtfl="http://schemas.microsoft.com/office/word/2024/wordml/sdtformatlock">
+          <mc:Fallback xmlns:w16sdtfl="http://schemas.microsoft.com/office/word/2024/wordml/sdtformatlock" xmlns:w16du="http://schemas.microsoft.com/office/word/2023/wordml/word16du">
             <w:pict>
               <v:rect w14:anchorId="2A0A7705" id="docshape13" o:spid="_x0000_s1026" style="position:absolute;margin-left:55.2pt;margin-top:18.2pt;width:484.9pt;height:.5pt;z-index:-15725568;visibility:visible;mso-wrap-style:square;mso-width-percent:0;mso-height-percent:0;mso-wrap-distance-left:0;mso-wrap-distance-top:0;mso-wrap-distance-right:0;mso-wrap-distance-bottom:0;mso-position-horizontal:absolute;mso-position-horizontal-relative:page;mso-position-vertical:absolute;mso-position-vertical-relative:text;mso-width-percent:0;mso-height-percent:0;mso-width-relative:page;mso-height-relative:page;v-text-anchor:top" o:gfxdata="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" fillcolor="black" stroked="f">
                 <w10:wrap type="topAndBottom" anchorx="page"/>
@@ -4206,7 +4213,7 @@
               </wp:inline>
             </w:drawing>
           </mc:Choice>
-          <mc:Fallback xmlns:w16du="http://schemas.microsoft.com/office/word/2023/wordml/word16du" xmlns:w16sdtfl="http://schemas.microsoft.com/office/word/2024/wordml/sdtformatlock">
+          <mc:Fallback xmlns:w16sdtfl="http://schemas.microsoft.com/office/word/2024/wordml/sdtformatlock" xmlns:w16du="http://schemas.microsoft.com/office/word/2023/wordml/word16du">
             <w:pict>
               <v:group w14:anchorId="02693557" id="docshapegroup15" o:spid="_x0000_s1026" style="width:484.95pt;height:.5pt;mso-position-horizontal-relative:char;mso-position-vertical-relative:line" coordsize="9699,10" o:gfxdata="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">
                 <v:rect id="docshape16" o:spid="_x0000_s1027" style="position:absolute;width:9699;height:10;visibility:visible;mso-wrap-style:square;v-text-anchor:top" o:gfxdata="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" fillcolor="black" stroked="f"/>
@@ -4510,7 +4517,7 @@
               </wp:anchor>
             </w:drawing>
           </mc:Choice>
-          <mc:Fallback xmlns:w16du="http://schemas.microsoft.com/office/word/2023/wordml/word16du" xmlns:w16sdtfl="http://schemas.microsoft.com/office/word/2024/wordml/sdtformatlock">
+          <mc:Fallback xmlns:w16sdtfl="http://schemas.microsoft.com/office/word/2024/wordml/sdtformatlock" xmlns:w16du="http://schemas.microsoft.com/office/word/2023/wordml/word16du">
             <w:pict>
               <v:rect w14:anchorId="1F8C973B" id="docshape17" o:spid="_x0000_s1026" style="position:absolute;margin-left:223.25pt;margin-top:12.4pt;width:122.65pt;height:.95pt;z-index:-15724032;visibility:visible;mso-wrap-style:square;mso-width-percent:0;mso-height-percent:0;mso-wrap-distance-left:0;mso-wrap-distance-top:0;mso-wrap-distance-right:0;mso-wrap-distance-bottom:0;mso-position-horizontal:absolute;mso-position-horizontal-relative:page;mso-position-vertical:absolute;mso-position-vertical-relative:text;mso-width-percent:0;mso-height-percent:0;mso-width-relative:page;mso-height-relative:page;v-text-anchor:top" o:gfxdata="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" fillcolor="black" stroked="f">
                 <w10:wrap type="topAndBottom" anchorx="page"/>
@@ -4589,7 +4596,7 @@
               </wp:anchor>
             </w:drawing>
           </mc:Choice>
-          <mc:Fallback xmlns:w16du="http://schemas.microsoft.com/office/word/2023/wordml/word16du" xmlns:w16sdtfl="http://schemas.microsoft.com/office/word/2024/wordml/sdtformatlock">
+          <mc:Fallback xmlns:w16sdtfl="http://schemas.microsoft.com/office/word/2024/wordml/sdtformatlock" xmlns:w16du="http://schemas.microsoft.com/office/word/2023/wordml/word16du">
             <w:pict>
               <v:rect w14:anchorId="5C3318E3" id="docshape18" o:spid="_x0000_s1026" style="position:absolute;margin-left:390.55pt;margin-top:12.4pt;width:122.55pt;height:.95pt;z-index:-15723520;visibility:visible;mso-wrap-style:square;mso-width-percent:0;mso-height-percent:0;mso-wrap-distance-left:0;mso-wrap-distance-top:0;mso-wrap-distance-right:0;mso-wrap-distance-bottom:0;mso-position-horizontal:absolute;mso-position-horizontal-relative:page;mso-position-vertical:absolute;mso-position-vertical-relative:text;mso-width-percent:0;mso-height-percent:0;mso-width-relative:page;mso-height-relative:page;v-text-anchor:top" o:gfxdata="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" fillcolor="black" stroked="f">
                 <w10:wrap type="topAndBottom" anchorx="page"/>

--- a/1_QdC/QdC_PokeCardDex.docx
+++ b/1_QdC/QdC_PokeCardDex.docx
@@ -3242,32 +3242,32 @@
       <w:pPr>
         <w:pStyle w:val="Corpotesto"/>
         <w:numPr>
-          <w:ilvl w:val="2"/>
+          <w:ilvl w:val="1"/>
           <w:numId w:val="10"/>
         </w:numPr>
         <w:spacing w:before="56"/>
       </w:pPr>
       <w:r>
-        <w:t>Di default sarà la parte di mail prima della ‘@’</w:t>
+        <w:t>Aggiungere un modo per il recupero password (confermando l’email si invia ad essa un link per la modif</w:t>
+      </w:r>
+      <w:r>
+        <w:t>ica</w:t>
+      </w:r>
+      <w:r>
+        <w:t xml:space="preserve"> della password)</w:t>
       </w:r>
     </w:p>
     <w:p>
       <w:pPr>
         <w:pStyle w:val="Corpotesto"/>
         <w:numPr>
-          <w:ilvl w:val="3"/>
+          <w:ilvl w:val="0"/>
           <w:numId w:val="10"/>
         </w:numPr>
         <w:spacing w:before="56"/>
       </w:pPr>
       <w:r>
-        <w:t xml:space="preserve">Per il nome utente di default, se la mail è </w:t>
-      </w:r>
-      <w:r>
-        <w:t>pinco.pallino@gmail.com</w:t>
-      </w:r>
-      <w:r>
-        <w:t>, deve essere “pinco pallino”</w:t>
+        <w:t>L’app dovrà salvare solo carte registrate tramite l’ID della carta, se il pokémon sulla carta non è ancora stato registrato l’app lo aggiunge al pokédex nel rispettivo numero</w:t>
       </w:r>
     </w:p>
     <w:p>
@@ -3280,13 +3280,115 @@
         <w:spacing w:before="56"/>
       </w:pPr>
       <w:r>
-        <w:t>Aggiungere un modo per il recupero password (confermando l’email si invia ad essa un link per la modif</w:t>
-      </w:r>
-      <w:r>
-        <w:t>ica</w:t>
-      </w:r>
-      <w:r>
-        <w:t xml:space="preserve"> della password)</w:t>
+        <w:t>L’app deve essere aggiornata all’ultima espansione</w:t>
+      </w:r>
+    </w:p>
+    <w:p>
+      <w:pPr>
+        <w:pStyle w:val="Corpotesto"/>
+        <w:numPr>
+          <w:ilvl w:val="1"/>
+          <w:numId w:val="10"/>
+        </w:numPr>
+        <w:spacing w:before="56"/>
+      </w:pPr>
+      <w:r>
+        <w:t>Es: Utente aggiunge la carta pokémon di Mega Darkrai</w:t>
+      </w:r>
+      <w:r>
+        <w:t xml:space="preserve">-ex con il codice PBL </w:t>
+      </w:r>
+      <w:r>
+        <w:t>101/83</w:t>
+      </w:r>
+      <w:r>
+        <w:t xml:space="preserve">, non ha ancora salvato alcun Darkrai </w:t>
+      </w:r>
+      <w:r>
+        <w:sym w:font="Wingdings" w:char="F0E0"/>
+      </w:r>
+      <w:r>
+        <w:t xml:space="preserve"> Aggiunge Darkrai nel Pokédex</w:t>
+      </w:r>
+    </w:p>
+    <w:p>
+      <w:pPr>
+        <w:pStyle w:val="Corpotesto"/>
+        <w:numPr>
+          <w:ilvl w:val="2"/>
+          <w:numId w:val="10"/>
+        </w:numPr>
+        <w:spacing w:before="56"/>
+      </w:pPr>
+      <w:r>
+        <w:t xml:space="preserve">La ricerca </w:t>
+      </w:r>
+      <w:r>
+        <w:t>e</w:t>
+      </w:r>
+      <w:r>
+        <w:t>strae il nome del pokémon nell’eventualità la carta abbia dettagli extra come Mega</w:t>
+      </w:r>
+      <w:r>
+        <w:t xml:space="preserve"> __ex, ex, di x, etc.</w:t>
+      </w:r>
+      <w:r>
+        <w:t xml:space="preserve"> (Es.: Mega Greninja ex </w:t>
+      </w:r>
+      <w:r>
+        <w:sym w:font="Wingdings" w:char="F0E0"/>
+      </w:r>
+      <w:r>
+        <w:t xml:space="preserve"> Greninja; Metagross di Rocco </w:t>
+      </w:r>
+      <w:r>
+        <w:sym w:font="Wingdings" w:char="F0E0"/>
+      </w:r>
+      <w:r>
+        <w:t xml:space="preserve"> Metagross)</w:t>
+      </w:r>
+    </w:p>
+    <w:p>
+      <w:pPr>
+        <w:pStyle w:val="Corpotesto"/>
+        <w:numPr>
+          <w:ilvl w:val="2"/>
+          <w:numId w:val="10"/>
+        </w:numPr>
+        <w:spacing w:before="56"/>
+      </w:pPr>
+      <w:r>
+        <w:t xml:space="preserve">La carta viene salvata secondo le </w:t>
+      </w:r>
+      <w:r>
+        <w:t>necessità</w:t>
+      </w:r>
+      <w:r>
+        <w:t xml:space="preserve"> dell’api “</w:t>
+      </w:r>
+      <w:r>
+        <w:t>tcgdex.dev</w:t>
+      </w:r>
+      <w:r>
+        <w:t xml:space="preserve">”, PBL </w:t>
+      </w:r>
+      <w:r>
+        <w:t>101/83</w:t>
+      </w:r>
+      <w:r>
+        <w:t xml:space="preserve"> </w:t>
+      </w:r>
+      <w:r>
+        <w:sym w:font="Wingdings" w:char="F0E0"/>
+      </w:r>
+      <w:r>
+        <w:t xml:space="preserve"> espansione principale: Megaevoluzione (me), espansione: Buio Pesto (</w:t>
+      </w:r>
+      <w:r>
+        <w:t>Pitch</w:t>
+      </w:r>
+      <w:r>
+        <w:t xml:space="preserve"> Black) (me03), numero carta: 101</w:t>
       </w:r>
     </w:p>
     <w:p>
@@ -3299,7 +3401,35 @@
         <w:spacing w:before="56"/>
       </w:pPr>
       <w:r>
-        <w:t>L’app dovrà salvare solo carte registrate tramite l’ID della carta, se il pokémon sulla carta non è ancora stato registrato l’app lo aggiunge al pokédex nel rispettivo numero</w:t>
+        <w:t xml:space="preserve">L’app deve mostrare il valore </w:t>
+      </w:r>
+      <w:r>
+        <w:t>medio</w:t>
+      </w:r>
+      <w:r>
+        <w:t xml:space="preserve"> </w:t>
+      </w:r>
+      <w:r>
+        <w:t xml:space="preserve">della carta </w:t>
+      </w:r>
+      <w:r>
+        <w:t>secondo Cardmarket (Il più grande mercato europeo di carte collezionabili) in Fr.-</w:t>
+      </w:r>
+    </w:p>
+    <w:p>
+      <w:pPr>
+        <w:pStyle w:val="Corpotesto"/>
+        <w:numPr>
+          <w:ilvl w:val="0"/>
+          <w:numId w:val="10"/>
+        </w:numPr>
+        <w:spacing w:before="56"/>
+      </w:pPr>
+      <w:r>
+        <w:t>L’app deve simulare un pokédex mostrando nome e immagine di anteprima dei pokémon “scoperti” mentre per quelli dei pokémon non scoperti deve apparire solo il numero del pokédex e un punto d’interrogazione</w:t>
+      </w:r>
+      <w:r>
+        <w:t>.</w:t>
       </w:r>
     </w:p>
     <w:p>
@@ -3312,35 +3442,7 @@
         <w:spacing w:before="56"/>
       </w:pPr>
       <w:r>
-        <w:t>L’app deve essere aggiornata all’ultima espansione</w:t>
-      </w:r>
-    </w:p>
-    <w:p>
-      <w:pPr>
-        <w:pStyle w:val="Corpotesto"/>
-        <w:numPr>
-          <w:ilvl w:val="1"/>
-          <w:numId w:val="10"/>
-        </w:numPr>
-        <w:spacing w:before="56"/>
-      </w:pPr>
-      <w:r>
-        <w:t>Es: Utente aggiunge la carta pokémon di Mega Darkrai</w:t>
-      </w:r>
-      <w:r>
-        <w:t xml:space="preserve">-ex con il codice PBL </w:t>
-      </w:r>
-      <w:r>
-        <w:t>101/83</w:t>
-      </w:r>
-      <w:r>
-        <w:t xml:space="preserve">, non ha ancora salvato alcun Darkrai </w:t>
-      </w:r>
-      <w:r>
-        <w:sym w:font="Wingdings" w:char="F0E0"/>
-      </w:r>
-      <w:r>
-        <w:t xml:space="preserve"> Aggiunge Darkrai nel Pokédex</w:t>
+        <w:t>Selezionando sul pokémon si deve aprire un’overview del pokémon che includa una sua immagine, le descrizioni delle carte, il suo tipo e eventuali evoluzioni o pre-evoluzioni o forme alternative (Incluse Mega evoluzioni)</w:t>
       </w:r>
     </w:p>
     <w:p>
@@ -3353,31 +3455,7 @@
         <w:spacing w:before="56"/>
       </w:pPr>
       <w:r>
-        <w:t xml:space="preserve">La ricerca </w:t>
-      </w:r>
-      <w:r>
-        <w:t>e</w:t>
-      </w:r>
-      <w:r>
-        <w:t>strae il nome del pokémon nell’eventualità la carta abbia dettagli extra come Mega</w:t>
-      </w:r>
-      <w:r>
-        <w:t xml:space="preserve"> __ex, ex, di x, etc.</w:t>
-      </w:r>
-      <w:r>
-        <w:t xml:space="preserve"> (Es.: Mega Greninja ex </w:t>
-      </w:r>
-      <w:r>
-        <w:sym w:font="Wingdings" w:char="F0E0"/>
-      </w:r>
-      <w:r>
-        <w:t xml:space="preserve"> Greninja; Metagross di Rocco </w:t>
-      </w:r>
-      <w:r>
-        <w:sym w:font="Wingdings" w:char="F0E0"/>
-      </w:r>
-      <w:r>
-        <w:t xml:space="preserve"> Metagross)</w:t>
+        <w:t>Le evoluzioni e pre-evoluzioni devono includere un collegamento ad esse</w:t>
       </w:r>
     </w:p>
     <w:p>
@@ -3390,82 +3468,7 @@
         <w:spacing w:before="56"/>
       </w:pPr>
       <w:r>
-        <w:t xml:space="preserve">La carta viene salvata secondo le </w:t>
-      </w:r>
-      <w:r>
-        <w:t>necessità</w:t>
-      </w:r>
-      <w:r>
-        <w:t xml:space="preserve"> dell’api “</w:t>
-      </w:r>
-      <w:r>
-        <w:t>tcgdex.dev</w:t>
-      </w:r>
-      <w:r>
-        <w:t xml:space="preserve">”, PBL </w:t>
-      </w:r>
-      <w:r>
-        <w:t>101/83</w:t>
-      </w:r>
-      <w:r>
-        <w:t xml:space="preserve"> </w:t>
-      </w:r>
-      <w:r>
-        <w:sym w:font="Wingdings" w:char="F0E0"/>
-      </w:r>
-      <w:r>
-        <w:t xml:space="preserve"> espansione principale: Megaevoluzione (me), espansione: Buio Pesto (</w:t>
-      </w:r>
-      <w:r>
-        <w:t>Pitch</w:t>
-      </w:r>
-      <w:r>
-        <w:t xml:space="preserve"> Black) (me03), numero carta: 101</w:t>
-      </w:r>
-    </w:p>
-    <w:p>
-      <w:pPr>
-        <w:pStyle w:val="Corpotesto"/>
-        <w:numPr>
-          <w:ilvl w:val="0"/>
-          <w:numId w:val="10"/>
-        </w:numPr>
-        <w:spacing w:before="56"/>
-      </w:pPr>
-      <w:r>
-        <w:t xml:space="preserve">L’app deve mostrare il valore della carta </w:t>
-      </w:r>
-      <w:r>
-        <w:t>medio secondo Cardmarket (Il più grande mercato europeo di carte collezionabili) in Fr.-</w:t>
-      </w:r>
-    </w:p>
-    <w:p>
-      <w:pPr>
-        <w:pStyle w:val="Corpotesto"/>
-        <w:numPr>
-          <w:ilvl w:val="0"/>
-          <w:numId w:val="10"/>
-        </w:numPr>
-        <w:spacing w:before="56"/>
-      </w:pPr>
-      <w:r>
-        <w:t>L’app deve simulare un pokédex mostrando nome e immagine di anteprima dei pokémon “scoperti” mentre per quelli dei pokémon non scoperti deve apparire solo il numero del pokédex e un punto d’interrogazione</w:t>
-      </w:r>
-      <w:r>
-        <w:t>.</w:t>
-      </w:r>
-    </w:p>
-    <w:p>
-      <w:pPr>
-        <w:pStyle w:val="Corpotesto"/>
-        <w:numPr>
-          <w:ilvl w:val="1"/>
-          <w:numId w:val="10"/>
-        </w:numPr>
-        <w:spacing w:before="56"/>
-      </w:pPr>
-      <w:r>
-        <w:t>Selezionando sul pokémon si deve aprire un’overview del pokémon che includa una sua immagine, le descrizioni delle carte, il suo tipo e eventuali evoluzioni o pre-evoluzioni o forme alternative (Incluse Mega evoluzioni)</w:t>
+        <w:t>Se il pokémon non è stato sbloccato la sua scheda deve essere vuota (Punti di domanda la posto dei dati base, nessun collegamento a evoluzioni e pre-evoluzioni e un punto di domanda la posto dell’immagine)</w:t>
       </w:r>
     </w:p>
     <w:p>
@@ -3478,37 +3481,11 @@
         <w:spacing w:before="56"/>
       </w:pPr>
       <w:r>
-        <w:t>Le evoluzioni e pre-evoluzioni devono includere un collegamento ad esse</w:t>
-      </w:r>
-    </w:p>
-    <w:p>
-      <w:pPr>
-        <w:pStyle w:val="Corpotesto"/>
-        <w:numPr>
-          <w:ilvl w:val="2"/>
-          <w:numId w:val="10"/>
-        </w:numPr>
-        <w:spacing w:before="56"/>
-      </w:pPr>
-      <w:r>
-        <w:t xml:space="preserve">Se il pokémon non è stato sbloccato la sua scheda deve essere vuota (Punti di domanda la posto dei dati base, nessun collegamento a evoluzioni e pre-evoluzioni </w:t>
+        <w:t xml:space="preserve">Se ho già uno Squirtle dell’espansione Scarlatto e Violetto – 151 e aggiungo uno dell’espansione Megaevoluzione – Promo, la descrizione di quest’ultimo deve </w:t>
       </w:r>
       <w:r>
         <w:lastRenderedPageBreak/>
-        <w:t>e un punto di domanda la posto dell’immagine)</w:t>
-      </w:r>
-    </w:p>
-    <w:p>
-      <w:pPr>
-        <w:pStyle w:val="Corpotesto"/>
-        <w:numPr>
-          <w:ilvl w:val="2"/>
-          <w:numId w:val="10"/>
-        </w:numPr>
-        <w:spacing w:before="56"/>
-      </w:pPr>
-      <w:r>
-        <w:t>Se ho già uno Squirtle dell’espansione Scarlatto e Violetto – 151 e aggiungo uno dell’espansione Megaevoluzione – Promo, la descrizione di quest’ultimo deve essere aggiunta alla descrizione del pokémon</w:t>
+        <w:t>essere aggiunta alla descrizione del pokémon</w:t>
       </w:r>
     </w:p>
     <w:p>
@@ -4074,16 +4051,6 @@
         </w:rPr>
         <w:t>a fine della lezione</w:t>
       </w:r>
-    </w:p>
-    <w:p>
-      <w:pPr>
-        <w:pStyle w:val="western"/>
-        <w:spacing w:before="0" w:beforeAutospacing="0" w:after="0"/>
-        <w:rPr>
-          <w:rFonts w:ascii="Calibri" w:eastAsia="Calibri" w:hAnsi="Calibri" w:cs="Calibri"/>
-          <w:lang w:val="it-IT" w:eastAsia="en-US"/>
-        </w:rPr>
-      </w:pPr>
     </w:p>
     <w:p>
       <w:pPr>

--- a/1_QdC/QdC_PokeCardDex.docx
+++ b/1_QdC/QdC_PokeCardDex.docx
@@ -94,7 +94,7 @@
               </wp:inline>
             </w:drawing>
           </mc:Choice>
-          <mc:Fallback xmlns:w16sdtfl="http://schemas.microsoft.com/office/word/2024/wordml/sdtformatlock" xmlns:w16du="http://schemas.microsoft.com/office/word/2023/wordml/word16du">
+          <mc:Fallback xmlns:w16du="http://schemas.microsoft.com/office/word/2023/wordml/word16du" xmlns:w16sdtfl="http://schemas.microsoft.com/office/word/2024/wordml/sdtformatlock">
             <w:pict>
               <v:group w14:anchorId="70E73CBE" id="docshapegroup5" o:spid="_x0000_s1026" style="width:484.95pt;height:.5pt;mso-position-horizontal-relative:char;mso-position-vertical-relative:line" coordsize="9699,10" o:gfxdata="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">
                 <v:rect id="docshape6" o:spid="_x0000_s1027" style="position:absolute;width:9699;height:10;visibility:visible;mso-wrap-style:square;v-text-anchor:top" o:gfxdata="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" fillcolor="black" stroked="f"/>
@@ -1666,7 +1666,7 @@
               </wp:anchor>
             </w:drawing>
           </mc:Choice>
-          <mc:Fallback xmlns:w16sdtfl="http://schemas.microsoft.com/office/word/2024/wordml/sdtformatlock" xmlns:w16du="http://schemas.microsoft.com/office/word/2023/wordml/word16du">
+          <mc:Fallback xmlns:w16du="http://schemas.microsoft.com/office/word/2023/wordml/word16du" xmlns:w16sdtfl="http://schemas.microsoft.com/office/word/2024/wordml/sdtformatlock">
             <w:pict>
               <v:rect w14:anchorId="7AF32B45" id="docshape7" o:spid="_x0000_s1026" style="position:absolute;margin-left:55.2pt;margin-top:18.6pt;width:484.9pt;height:.5pt;z-index:-15728128;visibility:visible;mso-wrap-style:square;mso-width-percent:0;mso-height-percent:0;mso-wrap-distance-left:0;mso-wrap-distance-top:0;mso-wrap-distance-right:0;mso-wrap-distance-bottom:0;mso-position-horizontal:absolute;mso-position-horizontal-relative:page;mso-position-vertical:absolute;mso-position-vertical-relative:text;mso-width-percent:0;mso-height-percent:0;mso-width-relative:page;mso-height-relative:page;v-text-anchor:top" o:gfxdata="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" fillcolor="black" stroked="f">
                 <w10:wrap type="topAndBottom" anchorx="page"/>
@@ -2635,7 +2635,7 @@
               </wp:inline>
             </w:drawing>
           </mc:Choice>
-          <mc:Fallback xmlns:w16sdtfl="http://schemas.microsoft.com/office/word/2024/wordml/sdtformatlock" xmlns:w16du="http://schemas.microsoft.com/office/word/2023/wordml/word16du">
+          <mc:Fallback xmlns:w16du="http://schemas.microsoft.com/office/word/2023/wordml/word16du" xmlns:w16sdtfl="http://schemas.microsoft.com/office/word/2024/wordml/sdtformatlock">
             <w:pict>
               <v:group w14:anchorId="2E328116" id="docshapegroup8" o:spid="_x0000_s1026" style="width:484.95pt;height:.5pt;mso-position-horizontal-relative:char;mso-position-vertical-relative:line" coordsize="9699,10" o:gfxdata="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">
                 <v:rect id="docshape9" o:spid="_x0000_s1027" style="position:absolute;width:9699;height:10;visibility:visible;mso-wrap-style:square;v-text-anchor:top" o:gfxdata="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" fillcolor="black" stroked="f"/>
@@ -2765,7 +2765,7 @@
               </wp:anchor>
             </w:drawing>
           </mc:Choice>
-          <mc:Fallback xmlns:w16sdtfl="http://schemas.microsoft.com/office/word/2024/wordml/sdtformatlock" xmlns:w16du="http://schemas.microsoft.com/office/word/2023/wordml/word16du">
+          <mc:Fallback xmlns:w16du="http://schemas.microsoft.com/office/word/2023/wordml/word16du" xmlns:w16sdtfl="http://schemas.microsoft.com/office/word/2024/wordml/sdtformatlock">
             <w:pict>
               <v:rect w14:anchorId="73131EAD" id="docshape10" o:spid="_x0000_s1026" style="position:absolute;margin-left:55.2pt;margin-top:18.05pt;width:484.9pt;height:.5pt;z-index:-15721472;visibility:visible;mso-wrap-style:square;mso-width-percent:0;mso-height-percent:0;mso-wrap-distance-left:0;mso-wrap-distance-top:0;mso-wrap-distance-right:0;mso-wrap-distance-bottom:0;mso-position-horizontal:absolute;mso-position-horizontal-relative:page;mso-position-vertical:absolute;mso-position-vertical-relative:text;mso-width-percent:0;mso-height-percent:0;mso-width-relative:page;mso-height-relative:page;v-text-anchor:top" o:gfxdata="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" fillcolor="black" stroked="f">
                 <w10:wrap type="topAndBottom" anchorx="page"/>
@@ -2921,7 +2921,7 @@
               </wp:anchor>
             </w:drawing>
           </mc:Choice>
-          <mc:Fallback xmlns:w16sdtfl="http://schemas.microsoft.com/office/word/2024/wordml/sdtformatlock" xmlns:w16du="http://schemas.microsoft.com/office/word/2023/wordml/word16du">
+          <mc:Fallback xmlns:w16du="http://schemas.microsoft.com/office/word/2023/wordml/word16du" xmlns:w16sdtfl="http://schemas.microsoft.com/office/word/2024/wordml/sdtformatlock">
             <w:pict>
               <v:rect w14:anchorId="1A8AD331" id="docshape11" o:spid="_x0000_s1026" style="position:absolute;margin-left:55.2pt;margin-top:18.1pt;width:484.9pt;height:.5pt;z-index:-15720448;visibility:visible;mso-wrap-style:square;mso-width-percent:0;mso-height-percent:0;mso-wrap-distance-left:0;mso-wrap-distance-top:0;mso-wrap-distance-right:0;mso-wrap-distance-bottom:0;mso-position-horizontal:absolute;mso-position-horizontal-relative:page;mso-position-vertical:absolute;mso-position-vertical-relative:text;mso-width-percent:0;mso-height-percent:0;mso-width-relative:page;mso-height-relative:page;v-text-anchor:top" o:gfxdata="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" fillcolor="black" stroked="f">
                 <w10:wrap type="topAndBottom" anchorx="page"/>
@@ -3056,7 +3056,7 @@
               </wp:anchor>
             </w:drawing>
           </mc:Choice>
-          <mc:Fallback xmlns:w16sdtfl="http://schemas.microsoft.com/office/word/2024/wordml/sdtformatlock" xmlns:w16du="http://schemas.microsoft.com/office/word/2023/wordml/word16du">
+          <mc:Fallback xmlns:w16du="http://schemas.microsoft.com/office/word/2023/wordml/word16du" xmlns:w16sdtfl="http://schemas.microsoft.com/office/word/2024/wordml/sdtformatlock">
             <w:pict>
               <v:rect w14:anchorId="48EE7F19" id="docshape12" o:spid="_x0000_s1026" style="position:absolute;margin-left:55.2pt;margin-top:18.1pt;width:484.9pt;height:.5pt;z-index:-15719424;visibility:visible;mso-wrap-style:square;mso-width-percent:0;mso-height-percent:0;mso-wrap-distance-left:0;mso-wrap-distance-top:0;mso-wrap-distance-right:0;mso-wrap-distance-bottom:0;mso-position-horizontal:absolute;mso-position-horizontal-relative:page;mso-position-vertical:absolute;mso-position-vertical-relative:text;mso-width-percent:0;mso-height-percent:0;mso-width-relative:page;mso-height-relative:page;v-text-anchor:top" o:gfxdata="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" fillcolor="black" stroked="f">
                 <w10:wrap type="topAndBottom" anchorx="page"/>
@@ -3404,10 +3404,7 @@
         <w:t xml:space="preserve">L’app deve mostrare il valore </w:t>
       </w:r>
       <w:r>
-        <w:t>medio</w:t>
-      </w:r>
-      <w:r>
-        <w:t xml:space="preserve"> </w:t>
+        <w:t xml:space="preserve">medio </w:t>
       </w:r>
       <w:r>
         <w:t xml:space="preserve">della carta </w:t>
@@ -3502,170 +3499,6 @@
       </w:r>
       <w:r>
         <w:t xml:space="preserve"> con il numero 2</w:t>
-      </w:r>
-    </w:p>
-    <w:p>
-      <w:pPr>
-        <w:pStyle w:val="Corpotesto"/>
-        <w:spacing w:before="56"/>
-        <w:rPr>
-          <w:b/>
-          <w:bCs/>
-        </w:rPr>
-      </w:pPr>
-      <w:r>
-        <w:rPr>
-          <w:b/>
-          <w:bCs/>
-        </w:rPr>
-        <w:t>Banche dati</w:t>
-      </w:r>
-      <w:r>
-        <w:rPr>
-          <w:b/>
-          <w:bCs/>
-        </w:rPr>
-        <w:t>:</w:t>
-      </w:r>
-    </w:p>
-    <w:p>
-      <w:pPr>
-        <w:pStyle w:val="Corpotesto"/>
-        <w:numPr>
-          <w:ilvl w:val="0"/>
-          <w:numId w:val="11"/>
-        </w:numPr>
-        <w:spacing w:before="56"/>
-      </w:pPr>
-      <w:r>
-        <w:t>Le banche dati</w:t>
-      </w:r>
-      <w:r>
-        <w:t xml:space="preserve"> per le carte e i Pokémon verranno fornite dalle api di “tcgdex.dev” e “pokeapi.co”</w:t>
-      </w:r>
-    </w:p>
-    <w:p>
-      <w:pPr>
-        <w:pStyle w:val="Corpotesto"/>
-        <w:numPr>
-          <w:ilvl w:val="0"/>
-          <w:numId w:val="11"/>
-        </w:numPr>
-        <w:spacing w:before="56"/>
-      </w:pPr>
-      <w:r>
-        <w:t>Il database con i dati degli utenti sarà creato in SQL con uso di PHP</w:t>
-      </w:r>
-    </w:p>
-    <w:p>
-      <w:pPr>
-        <w:pStyle w:val="Corpotesto"/>
-        <w:numPr>
-          <w:ilvl w:val="0"/>
-          <w:numId w:val="11"/>
-        </w:numPr>
-        <w:spacing w:before="56"/>
-      </w:pPr>
-      <w:r>
-        <w:t>Le carte possedute dagli utenti saranno salvate in formato JSON</w:t>
-      </w:r>
-    </w:p>
-    <w:p>
-      <w:pPr>
-        <w:pStyle w:val="Corpotesto"/>
-        <w:spacing w:before="56"/>
-        <w:rPr>
-          <w:b/>
-          <w:bCs/>
-        </w:rPr>
-      </w:pPr>
-      <w:r>
-        <w:rPr>
-          <w:b/>
-          <w:bCs/>
-        </w:rPr>
-        <w:t>Linguaggi di programmazione</w:t>
-      </w:r>
-      <w:r>
-        <w:rPr>
-          <w:b/>
-          <w:bCs/>
-        </w:rPr>
-        <w:t>:</w:t>
-      </w:r>
-    </w:p>
-    <w:p>
-      <w:pPr>
-        <w:pStyle w:val="Corpotesto"/>
-        <w:spacing w:before="56"/>
-      </w:pPr>
-      <w:r>
-        <w:t>Nel sito verranno usati i seguenti linguaggi:</w:t>
-      </w:r>
-    </w:p>
-    <w:p>
-      <w:pPr>
-        <w:pStyle w:val="Corpotesto"/>
-        <w:numPr>
-          <w:ilvl w:val="0"/>
-          <w:numId w:val="12"/>
-        </w:numPr>
-        <w:spacing w:before="56"/>
-      </w:pPr>
-      <w:r>
-        <w:t>HTML: Linguaggio usato per il Front-end dei siti o applicativi web</w:t>
-      </w:r>
-    </w:p>
-    <w:p>
-      <w:pPr>
-        <w:pStyle w:val="Corpotesto"/>
-        <w:numPr>
-          <w:ilvl w:val="0"/>
-          <w:numId w:val="12"/>
-        </w:numPr>
-        <w:spacing w:before="56"/>
-      </w:pPr>
-      <w:r>
-        <w:t>CSS: Linguaggio usato per il design del Front-end dei siti o applicativi web</w:t>
-      </w:r>
-    </w:p>
-    <w:p>
-      <w:pPr>
-        <w:pStyle w:val="Corpotesto"/>
-        <w:numPr>
-          <w:ilvl w:val="0"/>
-          <w:numId w:val="12"/>
-        </w:numPr>
-        <w:spacing w:before="56"/>
-      </w:pPr>
-      <w:r>
-        <w:t>JavaScript: Linguaggio usato per il back-end dei siti o applicativi web, nonché usato un sacco per uso di API e file JSON</w:t>
-      </w:r>
-    </w:p>
-    <w:p>
-      <w:pPr>
-        <w:pStyle w:val="Corpotesto"/>
-        <w:numPr>
-          <w:ilvl w:val="0"/>
-          <w:numId w:val="12"/>
-        </w:numPr>
-        <w:spacing w:before="56"/>
-      </w:pPr>
-      <w:r>
-        <w:t>SQL: Linguaggio usato per creazione e gestione di banche dati</w:t>
-      </w:r>
-    </w:p>
-    <w:p>
-      <w:pPr>
-        <w:pStyle w:val="Corpotesto"/>
-        <w:numPr>
-          <w:ilvl w:val="0"/>
-          <w:numId w:val="12"/>
-        </w:numPr>
-        <w:spacing w:before="56"/>
-      </w:pPr>
-      <w:r>
-        <w:t>PHP: Linguaggio usato per lo scambio di dati tra SQL e HTML/JavaScript</w:t>
       </w:r>
     </w:p>
     <w:p>
@@ -3747,7 +3580,7 @@
               </wp:anchor>
             </w:drawing>
           </mc:Choice>
-          <mc:Fallback xmlns:w16sdtfl="http://schemas.microsoft.com/office/word/2024/wordml/sdtformatlock" xmlns:w16du="http://schemas.microsoft.com/office/word/2023/wordml/word16du">
+          <mc:Fallback xmlns:w16du="http://schemas.microsoft.com/office/word/2023/wordml/word16du" xmlns:w16sdtfl="http://schemas.microsoft.com/office/word/2024/wordml/sdtformatlock">
             <w:pict>
               <v:rect w14:anchorId="2A0A7705" id="docshape13" o:spid="_x0000_s1026" style="position:absolute;margin-left:55.2pt;margin-top:18.2pt;width:484.9pt;height:.5pt;z-index:-15725568;visibility:visible;mso-wrap-style:square;mso-width-percent:0;mso-height-percent:0;mso-wrap-distance-left:0;mso-wrap-distance-top:0;mso-wrap-distance-right:0;mso-wrap-distance-bottom:0;mso-position-horizontal:absolute;mso-position-horizontal-relative:page;mso-position-vertical:absolute;mso-position-vertical-relative:text;mso-width-percent:0;mso-height-percent:0;mso-width-relative:page;mso-height-relative:page;v-text-anchor:top" o:gfxdata="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" fillcolor="black" stroked="f">
                 <w10:wrap type="topAndBottom" anchorx="page"/>
@@ -4180,7 +4013,7 @@
               </wp:inline>
             </w:drawing>
           </mc:Choice>
-          <mc:Fallback xmlns:w16sdtfl="http://schemas.microsoft.com/office/word/2024/wordml/sdtformatlock" xmlns:w16du="http://schemas.microsoft.com/office/word/2023/wordml/word16du">
+          <mc:Fallback xmlns:w16du="http://schemas.microsoft.com/office/word/2023/wordml/word16du" xmlns:w16sdtfl="http://schemas.microsoft.com/office/word/2024/wordml/sdtformatlock">
             <w:pict>
               <v:group w14:anchorId="02693557" id="docshapegroup15" o:spid="_x0000_s1026" style="width:484.95pt;height:.5pt;mso-position-horizontal-relative:char;mso-position-vertical-relative:line" coordsize="9699,10" o:gfxdata="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">
                 <v:rect id="docshape16" o:spid="_x0000_s1027" style="position:absolute;width:9699;height:10;visibility:visible;mso-wrap-style:square;v-text-anchor:top" o:gfxdata="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" fillcolor="black" stroked="f"/>
@@ -4484,7 +4317,7 @@
               </wp:anchor>
             </w:drawing>
           </mc:Choice>
-          <mc:Fallback xmlns:w16sdtfl="http://schemas.microsoft.com/office/word/2024/wordml/sdtformatlock" xmlns:w16du="http://schemas.microsoft.com/office/word/2023/wordml/word16du">
+          <mc:Fallback xmlns:w16du="http://schemas.microsoft.com/office/word/2023/wordml/word16du" xmlns:w16sdtfl="http://schemas.microsoft.com/office/word/2024/wordml/sdtformatlock">
             <w:pict>
               <v:rect w14:anchorId="1F8C973B" id="docshape17" o:spid="_x0000_s1026" style="position:absolute;margin-left:223.25pt;margin-top:12.4pt;width:122.65pt;height:.95pt;z-index:-15724032;visibility:visible;mso-wrap-style:square;mso-width-percent:0;mso-height-percent:0;mso-wrap-distance-left:0;mso-wrap-distance-top:0;mso-wrap-distance-right:0;mso-wrap-distance-bottom:0;mso-position-horizontal:absolute;mso-position-horizontal-relative:page;mso-position-vertical:absolute;mso-position-vertical-relative:text;mso-width-percent:0;mso-height-percent:0;mso-width-relative:page;mso-height-relative:page;v-text-anchor:top" o:gfxdata="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" fillcolor="black" stroked="f">
                 <w10:wrap type="topAndBottom" anchorx="page"/>
@@ -4563,7 +4396,7 @@
               </wp:anchor>
             </w:drawing>
           </mc:Choice>
-          <mc:Fallback xmlns:w16sdtfl="http://schemas.microsoft.com/office/word/2024/wordml/sdtformatlock" xmlns:w16du="http://schemas.microsoft.com/office/word/2023/wordml/word16du">
+          <mc:Fallback xmlns:w16du="http://schemas.microsoft.com/office/word/2023/wordml/word16du" xmlns:w16sdtfl="http://schemas.microsoft.com/office/word/2024/wordml/sdtformatlock">
             <w:pict>
               <v:rect w14:anchorId="5C3318E3" id="docshape18" o:spid="_x0000_s1026" style="position:absolute;margin-left:390.55pt;margin-top:12.4pt;width:122.55pt;height:.95pt;z-index:-15723520;visibility:visible;mso-wrap-style:square;mso-width-percent:0;mso-height-percent:0;mso-wrap-distance-left:0;mso-wrap-distance-top:0;mso-wrap-distance-right:0;mso-wrap-distance-bottom:0;mso-position-horizontal:absolute;mso-position-horizontal-relative:page;mso-position-vertical:absolute;mso-position-vertical-relative:text;mso-width-percent:0;mso-height-percent:0;mso-width-relative:page;mso-height-relative:page;v-text-anchor:top" o:gfxdata="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" fillcolor="black" stroked="f">
                 <w10:wrap type="topAndBottom" anchorx="page"/>

--- a/1_QdC/QdC_PokeCardDex.docx
+++ b/1_QdC/QdC_PokeCardDex.docx
@@ -94,7 +94,7 @@
               </wp:inline>
             </w:drawing>
           </mc:Choice>
-          <mc:Fallback xmlns:w16du="http://schemas.microsoft.com/office/word/2023/wordml/word16du" xmlns:w16sdtfl="http://schemas.microsoft.com/office/word/2024/wordml/sdtformatlock">
+          <mc:Fallback xmlns:w16sdtfl="http://schemas.microsoft.com/office/word/2024/wordml/sdtformatlock" xmlns:w16du="http://schemas.microsoft.com/office/word/2023/wordml/word16du">
             <w:pict>
               <v:group w14:anchorId="70E73CBE" id="docshapegroup5" o:spid="_x0000_s1026" style="width:484.95pt;height:.5pt;mso-position-horizontal-relative:char;mso-position-vertical-relative:line" coordsize="9699,10" o:gfxdata="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">
                 <v:rect id="docshape6" o:spid="_x0000_s1027" style="position:absolute;width:9699;height:10;visibility:visible;mso-wrap-style:square;v-text-anchor:top" o:gfxdata="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" fillcolor="black" stroked="f"/>
@@ -1111,7 +1111,21 @@
                 <w:rFonts w:cstheme="minorHAnsi"/>
                 <w:b/>
               </w:rPr>
-              <w:t xml:space="preserve"> – 07.12.202</w:t>
+              <w:t xml:space="preserve"> – </w:t>
+            </w:r>
+            <w:r>
+              <w:rPr>
+                <w:rFonts w:cstheme="minorHAnsi"/>
+                <w:b/>
+              </w:rPr>
+              <w:t>12</w:t>
+            </w:r>
+            <w:r>
+              <w:rPr>
+                <w:rFonts w:cstheme="minorHAnsi"/>
+                <w:b/>
+              </w:rPr>
+              <w:t>.12.202</w:t>
             </w:r>
             <w:r>
               <w:rPr>
@@ -1666,7 +1680,7 @@
               </wp:anchor>
             </w:drawing>
           </mc:Choice>
-          <mc:Fallback xmlns:w16du="http://schemas.microsoft.com/office/word/2023/wordml/word16du" xmlns:w16sdtfl="http://schemas.microsoft.com/office/word/2024/wordml/sdtformatlock">
+          <mc:Fallback xmlns:w16sdtfl="http://schemas.microsoft.com/office/word/2024/wordml/sdtformatlock" xmlns:w16du="http://schemas.microsoft.com/office/word/2023/wordml/word16du">
             <w:pict>
               <v:rect w14:anchorId="7AF32B45" id="docshape7" o:spid="_x0000_s1026" style="position:absolute;margin-left:55.2pt;margin-top:18.6pt;width:484.9pt;height:.5pt;z-index:-15728128;visibility:visible;mso-wrap-style:square;mso-width-percent:0;mso-height-percent:0;mso-wrap-distance-left:0;mso-wrap-distance-top:0;mso-wrap-distance-right:0;mso-wrap-distance-bottom:0;mso-position-horizontal:absolute;mso-position-horizontal-relative:page;mso-position-vertical:absolute;mso-position-vertical-relative:text;mso-width-percent:0;mso-height-percent:0;mso-width-relative:page;mso-height-relative:page;v-text-anchor:top" o:gfxdata="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" fillcolor="black" stroked="f">
                 <w10:wrap type="topAndBottom" anchorx="page"/>
@@ -2635,7 +2649,7 @@
               </wp:inline>
             </w:drawing>
           </mc:Choice>
-          <mc:Fallback xmlns:w16du="http://schemas.microsoft.com/office/word/2023/wordml/word16du" xmlns:w16sdtfl="http://schemas.microsoft.com/office/word/2024/wordml/sdtformatlock">
+          <mc:Fallback xmlns:w16sdtfl="http://schemas.microsoft.com/office/word/2024/wordml/sdtformatlock" xmlns:w16du="http://schemas.microsoft.com/office/word/2023/wordml/word16du">
             <w:pict>
               <v:group w14:anchorId="2E328116" id="docshapegroup8" o:spid="_x0000_s1026" style="width:484.95pt;height:.5pt;mso-position-horizontal-relative:char;mso-position-vertical-relative:line" coordsize="9699,10" o:gfxdata="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">
                 <v:rect id="docshape9" o:spid="_x0000_s1027" style="position:absolute;width:9699;height:10;visibility:visible;mso-wrap-style:square;v-text-anchor:top" o:gfxdata="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" fillcolor="black" stroked="f"/>
@@ -2765,7 +2779,7 @@
               </wp:anchor>
             </w:drawing>
           </mc:Choice>
-          <mc:Fallback xmlns:w16du="http://schemas.microsoft.com/office/word/2023/wordml/word16du" xmlns:w16sdtfl="http://schemas.microsoft.com/office/word/2024/wordml/sdtformatlock">
+          <mc:Fallback xmlns:w16sdtfl="http://schemas.microsoft.com/office/word/2024/wordml/sdtformatlock" xmlns:w16du="http://schemas.microsoft.com/office/word/2023/wordml/word16du">
             <w:pict>
               <v:rect w14:anchorId="73131EAD" id="docshape10" o:spid="_x0000_s1026" style="position:absolute;margin-left:55.2pt;margin-top:18.05pt;width:484.9pt;height:.5pt;z-index:-15721472;visibility:visible;mso-wrap-style:square;mso-width-percent:0;mso-height-percent:0;mso-wrap-distance-left:0;mso-wrap-distance-top:0;mso-wrap-distance-right:0;mso-wrap-distance-bottom:0;mso-position-horizontal:absolute;mso-position-horizontal-relative:page;mso-position-vertical:absolute;mso-position-vertical-relative:text;mso-width-percent:0;mso-height-percent:0;mso-width-relative:page;mso-height-relative:page;v-text-anchor:top" o:gfxdata="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" fillcolor="black" stroked="f">
                 <w10:wrap type="topAndBottom" anchorx="page"/>
@@ -2921,7 +2935,7 @@
               </wp:anchor>
             </w:drawing>
           </mc:Choice>
-          <mc:Fallback xmlns:w16du="http://schemas.microsoft.com/office/word/2023/wordml/word16du" xmlns:w16sdtfl="http://schemas.microsoft.com/office/word/2024/wordml/sdtformatlock">
+          <mc:Fallback xmlns:w16sdtfl="http://schemas.microsoft.com/office/word/2024/wordml/sdtformatlock" xmlns:w16du="http://schemas.microsoft.com/office/word/2023/wordml/word16du">
             <w:pict>
               <v:rect w14:anchorId="1A8AD331" id="docshape11" o:spid="_x0000_s1026" style="position:absolute;margin-left:55.2pt;margin-top:18.1pt;width:484.9pt;height:.5pt;z-index:-15720448;visibility:visible;mso-wrap-style:square;mso-width-percent:0;mso-height-percent:0;mso-wrap-distance-left:0;mso-wrap-distance-top:0;mso-wrap-distance-right:0;mso-wrap-distance-bottom:0;mso-position-horizontal:absolute;mso-position-horizontal-relative:page;mso-position-vertical:absolute;mso-position-vertical-relative:text;mso-width-percent:0;mso-height-percent:0;mso-width-relative:page;mso-height-relative:page;v-text-anchor:top" o:gfxdata="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" fillcolor="black" stroked="f">
                 <w10:wrap type="topAndBottom" anchorx="page"/>
@@ -3056,7 +3070,7 @@
               </wp:anchor>
             </w:drawing>
           </mc:Choice>
-          <mc:Fallback xmlns:w16du="http://schemas.microsoft.com/office/word/2023/wordml/word16du" xmlns:w16sdtfl="http://schemas.microsoft.com/office/word/2024/wordml/sdtformatlock">
+          <mc:Fallback xmlns:w16sdtfl="http://schemas.microsoft.com/office/word/2024/wordml/sdtformatlock" xmlns:w16du="http://schemas.microsoft.com/office/word/2023/wordml/word16du">
             <w:pict>
               <v:rect w14:anchorId="48EE7F19" id="docshape12" o:spid="_x0000_s1026" style="position:absolute;margin-left:55.2pt;margin-top:18.1pt;width:484.9pt;height:.5pt;z-index:-15719424;visibility:visible;mso-wrap-style:square;mso-width-percent:0;mso-height-percent:0;mso-wrap-distance-left:0;mso-wrap-distance-top:0;mso-wrap-distance-right:0;mso-wrap-distance-bottom:0;mso-position-horizontal:absolute;mso-position-horizontal-relative:page;mso-position-vertical:absolute;mso-position-vertical-relative:text;mso-width-percent:0;mso-height-percent:0;mso-width-relative:page;mso-height-relative:page;v-text-anchor:top" o:gfxdata="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" fillcolor="black" stroked="f">
                 <w10:wrap type="topAndBottom" anchorx="page"/>
@@ -3580,7 +3594,7 @@
               </wp:anchor>
             </w:drawing>
           </mc:Choice>
-          <mc:Fallback xmlns:w16du="http://schemas.microsoft.com/office/word/2023/wordml/word16du" xmlns:w16sdtfl="http://schemas.microsoft.com/office/word/2024/wordml/sdtformatlock">
+          <mc:Fallback xmlns:w16sdtfl="http://schemas.microsoft.com/office/word/2024/wordml/sdtformatlock" xmlns:w16du="http://schemas.microsoft.com/office/word/2023/wordml/word16du">
             <w:pict>
               <v:rect w14:anchorId="2A0A7705" id="docshape13" o:spid="_x0000_s1026" style="position:absolute;margin-left:55.2pt;margin-top:18.2pt;width:484.9pt;height:.5pt;z-index:-15725568;visibility:visible;mso-wrap-style:square;mso-width-percent:0;mso-height-percent:0;mso-wrap-distance-left:0;mso-wrap-distance-top:0;mso-wrap-distance-right:0;mso-wrap-distance-bottom:0;mso-position-horizontal:absolute;mso-position-horizontal-relative:page;mso-position-vertical:absolute;mso-position-vertical-relative:text;mso-width-percent:0;mso-height-percent:0;mso-width-relative:page;mso-height-relative:page;v-text-anchor:top" o:gfxdata="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" fillcolor="black" stroked="f">
                 <w10:wrap type="topAndBottom" anchorx="page"/>
@@ -4013,7 +4027,7 @@
               </wp:inline>
             </w:drawing>
           </mc:Choice>
-          <mc:Fallback xmlns:w16du="http://schemas.microsoft.com/office/word/2023/wordml/word16du" xmlns:w16sdtfl="http://schemas.microsoft.com/office/word/2024/wordml/sdtformatlock">
+          <mc:Fallback xmlns:w16sdtfl="http://schemas.microsoft.com/office/word/2024/wordml/sdtformatlock" xmlns:w16du="http://schemas.microsoft.com/office/word/2023/wordml/word16du">
             <w:pict>
               <v:group w14:anchorId="02693557" id="docshapegroup15" o:spid="_x0000_s1026" style="width:484.95pt;height:.5pt;mso-position-horizontal-relative:char;mso-position-vertical-relative:line" coordsize="9699,10" o:gfxdata="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">
                 <v:rect id="docshape16" o:spid="_x0000_s1027" style="position:absolute;width:9699;height:10;visibility:visible;mso-wrap-style:square;v-text-anchor:top" o:gfxdata="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" fillcolor="black" stroked="f"/>
@@ -4317,7 +4331,7 @@
               </wp:anchor>
             </w:drawing>
           </mc:Choice>
-          <mc:Fallback xmlns:w16du="http://schemas.microsoft.com/office/word/2023/wordml/word16du" xmlns:w16sdtfl="http://schemas.microsoft.com/office/word/2024/wordml/sdtformatlock">
+          <mc:Fallback xmlns:w16sdtfl="http://schemas.microsoft.com/office/word/2024/wordml/sdtformatlock" xmlns:w16du="http://schemas.microsoft.com/office/word/2023/wordml/word16du">
             <w:pict>
               <v:rect w14:anchorId="1F8C973B" id="docshape17" o:spid="_x0000_s1026" style="position:absolute;margin-left:223.25pt;margin-top:12.4pt;width:122.65pt;height:.95pt;z-index:-15724032;visibility:visible;mso-wrap-style:square;mso-width-percent:0;mso-height-percent:0;mso-wrap-distance-left:0;mso-wrap-distance-top:0;mso-wrap-distance-right:0;mso-wrap-distance-bottom:0;mso-position-horizontal:absolute;mso-position-horizontal-relative:page;mso-position-vertical:absolute;mso-position-vertical-relative:text;mso-width-percent:0;mso-height-percent:0;mso-width-relative:page;mso-height-relative:page;v-text-anchor:top" o:gfxdata="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" fillcolor="black" stroked="f">
                 <w10:wrap type="topAndBottom" anchorx="page"/>
@@ -4396,7 +4410,7 @@
               </wp:anchor>
             </w:drawing>
           </mc:Choice>
-          <mc:Fallback xmlns:w16du="http://schemas.microsoft.com/office/word/2023/wordml/word16du" xmlns:w16sdtfl="http://schemas.microsoft.com/office/word/2024/wordml/sdtformatlock">
+          <mc:Fallback xmlns:w16sdtfl="http://schemas.microsoft.com/office/word/2024/wordml/sdtformatlock" xmlns:w16du="http://schemas.microsoft.com/office/word/2023/wordml/word16du">
             <w:pict>
               <v:rect w14:anchorId="5C3318E3" id="docshape18" o:spid="_x0000_s1026" style="position:absolute;margin-left:390.55pt;margin-top:12.4pt;width:122.55pt;height:.95pt;z-index:-15723520;visibility:visible;mso-wrap-style:square;mso-width-percent:0;mso-height-percent:0;mso-wrap-distance-left:0;mso-wrap-distance-top:0;mso-wrap-distance-right:0;mso-wrap-distance-bottom:0;mso-position-horizontal:absolute;mso-position-horizontal-relative:page;mso-position-vertical:absolute;mso-position-vertical-relative:text;mso-width-percent:0;mso-height-percent:0;mso-width-relative:page;mso-height-relative:page;v-text-anchor:top" o:gfxdata="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" fillcolor="black" stroked="f">
                 <w10:wrap type="topAndBottom" anchorx="page"/>
